--- a/transcripts/Oilfield 360/OF360 Transcript Files/OF360-03-26-Tim Latimer.docx
+++ b/transcripts/Oilfield 360/OF360 Transcript Files/OF360-03-26-Tim Latimer.docx
@@ -1,7 +1,6 @@
 
 <file path=word/document.xml><?xml version="1.0" encoding="utf-8"?>
-<w:document xmlns:wpc="http://schemas.microsoft.com/office/word/2010/wordprocessingCanvas" xmlns:mc="http://schemas.openxmlformats.org/markup-compatibility/2006" xmlns:o="urn:schemas-microsoft-com:office:office" xmlns:r="http://schemas.openxmlformats.org/officeDocument/2006/relationships" xmlns:m="http://schemas.openxmlformats.org/officeDocument/2006/math" xmlns:v="urn:schemas-microsoft-com:vml" xmlns:wp14="http://schemas.microsoft.com/office/word/2010/wordprocessingDrawing" xmlns:wp="http://schemas.openxmlformats.org/drawingml/2006/wordprocessingDrawing" xmlns:w10="urn:schemas-microsoft-com:office:word" xmlns:w="http://schemas.openxmlformats.org/wordprocessingml/2006/main" xmlns:w14="http://schemas.microsoft.com/office/word/2010/wordml" xmlns:w15="http://schemas.microsoft.com/office/word/2012/wordml" xmlns:wpg="http://schemas.microsoft.com/office/word/2010/wordprocessingGroup" xmlns:wpi="http://schemas.microsoft.com/office/word/2010/wordprocessingInk" xmlns:wne="http://schemas.microsoft.com/office/word/2006/wordml" xmlns:wps="http://schemas.microsoft.com/office/word/2010/wordprocessingShape" mc:Ignorable="w14 w15 wp14">
-  <w:background w:color="FFFFFF"/>
+<w:document xmlns:wpc="http://schemas.microsoft.com/office/word/2010/wordprocessingCanvas" xmlns:mc="http://schemas.openxmlformats.org/markup-compatibility/2006" xmlns:o="urn:schemas-microsoft-com:office:office" xmlns:r="http://schemas.openxmlformats.org/officeDocument/2006/relationships" xmlns:m="http://schemas.openxmlformats.org/officeDocument/2006/math" xmlns:v="urn:schemas-microsoft-com:vml" xmlns:wp14="http://schemas.microsoft.com/office/word/2010/wordprocessingDrawing" xmlns:wp="http://schemas.openxmlformats.org/drawingml/2006/wordprocessingDrawing" xmlns:w10="urn:schemas-microsoft-com:office:word" xmlns:w="http://schemas.openxmlformats.org/wordprocessingml/2006/main" xmlns:w14="http://schemas.microsoft.com/office/word/2010/wordml" xmlns:w15="http://schemas.microsoft.com/office/word/2012/wordml" xmlns:wpg="http://schemas.microsoft.com/office/word/2010/wordprocessingGroup" xmlns:wpi="http://schemas.microsoft.com/office/word/2010/wordprocessingInk" xmlns:wne="http://schemas.microsoft.com/office/word/2006/wordml" xmlns:wps="http://schemas.microsoft.com/office/word/2010/wordprocessingShape" xmlns:cx="http://schemas.microsoft.com/office/drawing/2014/chartex" xmlns:cx1="http://schemas.microsoft.com/office/drawing/2015/9/8/chartex" xmlns:cx2="http://schemas.microsoft.com/office/drawing/2015/10/21/chartex" xmlns:cx3="http://schemas.microsoft.com/office/drawing/2016/5/9/chartex" xmlns:cx4="http://schemas.microsoft.com/office/drawing/2016/5/10/chartex" xmlns:cx5="http://schemas.microsoft.com/office/drawing/2016/5/11/chartex" xmlns:cx6="http://schemas.microsoft.com/office/drawing/2016/5/12/chartex" xmlns:cx7="http://schemas.microsoft.com/office/drawing/2016/5/13/chartex" xmlns:cx8="http://schemas.microsoft.com/office/drawing/2016/5/14/chartex" xmlns:aink="http://schemas.microsoft.com/office/drawing/2016/ink" xmlns:am3d="http://schemas.microsoft.com/office/drawing/2017/model3d" xmlns:w16cex="http://schemas.microsoft.com/office/word/2018/wordml/cex" xmlns:w16cid="http://schemas.microsoft.com/office/word/2016/wordml/cid" xmlns:w16="http://schemas.microsoft.com/office/word/2018/wordml" xmlns:w16sdtdh="http://schemas.microsoft.com/office/word/2020/wordml/sdtdatahash" xmlns:w16se="http://schemas.microsoft.com/office/word/2015/wordml/symex" mc:Ignorable="w14 w15 wp14">
   <w:body>
     <w:p>
       <w:pPr>
@@ -26,9 +25,9 @@
       </w:r>
       <w:r>
         <w:rPr>
-          <w:b w:val="true"/>
-          <w:bCs w:val="true"/>
-          <w:color w:val="72B372"/>
+          <w:b/>
+          <w:bCs/>
+          <w:color w:val="489872"/>
         </w:rPr>
         <w:t xml:space="preserve">AI:</w:t>
       </w:r>
@@ -51,9 +50,9 @@
       </w:r>
       <w:r>
         <w:rPr>
-          <w:b w:val="true"/>
-          <w:bCs w:val="true"/>
-          <w:color w:val="72B372"/>
+          <w:b/>
+          <w:bCs/>
+          <w:color w:val="489872"/>
         </w:rPr>
         <w:t xml:space="preserve">AI:</w:t>
       </w:r>
@@ -76,9 +75,9 @@
       </w:r>
       <w:r>
         <w:rPr>
-          <w:b w:val="true"/>
-          <w:bCs w:val="true"/>
-          <w:color w:val="72B372"/>
+          <w:b/>
+          <w:bCs/>
+          <w:color w:val="489872"/>
         </w:rPr>
         <w:t xml:space="preserve">AI:</w:t>
       </w:r>
@@ -110,9 +109,9 @@
       </w:r>
       <w:r>
         <w:rPr>
-          <w:b w:val="true"/>
-          <w:bCs w:val="true"/>
-          <w:color w:val="72B372"/>
+          <w:b/>
+          <w:bCs/>
+          <w:color w:val="489872"/>
         </w:rPr>
         <w:t xml:space="preserve">AI:</w:t>
       </w:r>
@@ -135,9 +134,9 @@
       </w:r>
       <w:r>
         <w:rPr>
-          <w:b w:val="true"/>
-          <w:bCs w:val="true"/>
-          <w:color w:val="72B372"/>
+          <w:b/>
+          <w:bCs/>
+          <w:color w:val="489872"/>
         </w:rPr>
         <w:t xml:space="preserve">AI:</w:t>
       </w:r>
@@ -160,9 +159,9 @@
       </w:r>
       <w:r>
         <w:rPr>
-          <w:b w:val="true"/>
-          <w:bCs w:val="true"/>
-          <w:color w:val="6600CC"/>
+          <w:b/>
+          <w:bCs/>
+          <w:color w:val="9C5DE1"/>
         </w:rPr>
         <w:t xml:space="preserve">David de Roode:</w:t>
       </w:r>
@@ -194,9 +193,9 @@
       </w:r>
       <w:r>
         <w:rPr>
-          <w:b w:val="true"/>
-          <w:bCs w:val="true"/>
-          <w:color w:val="DE4A1D"/>
+          <w:b/>
+          <w:bCs/>
+          <w:color w:val="DC7D3E"/>
         </w:rPr>
         <w:t xml:space="preserve">Victoria Beard Queen:</w:t>
       </w:r>
@@ -219,9 +218,9 @@
       </w:r>
       <w:r>
         <w:rPr>
-          <w:b w:val="true"/>
-          <w:bCs w:val="true"/>
-          <w:color w:val="6600CC"/>
+          <w:b/>
+          <w:bCs/>
+          <w:color w:val="9C5DE1"/>
         </w:rPr>
         <w:t xml:space="preserve">David de Roode:</w:t>
       </w:r>
@@ -244,9 +243,9 @@
       </w:r>
       <w:r>
         <w:rPr>
-          <w:b w:val="true"/>
-          <w:bCs w:val="true"/>
-          <w:color w:val="DE4A1D"/>
+          <w:b/>
+          <w:bCs/>
+          <w:color w:val="DC7D3E"/>
         </w:rPr>
         <w:t xml:space="preserve">Victoria Beard Queen:</w:t>
       </w:r>
@@ -269,9 +268,9 @@
       </w:r>
       <w:r>
         <w:rPr>
-          <w:b w:val="true"/>
-          <w:bCs w:val="true"/>
-          <w:color w:val="6600CC"/>
+          <w:b/>
+          <w:bCs/>
+          <w:color w:val="9C5DE1"/>
         </w:rPr>
         <w:t xml:space="preserve">David de Roode:</w:t>
       </w:r>
@@ -294,9 +293,9 @@
       </w:r>
       <w:r>
         <w:rPr>
-          <w:b w:val="true"/>
-          <w:bCs w:val="true"/>
-          <w:color w:val="DE4A1D"/>
+          <w:b/>
+          <w:bCs/>
+          <w:color w:val="DC7D3E"/>
         </w:rPr>
         <w:t xml:space="preserve">Victoria Beard Queen:</w:t>
       </w:r>
@@ -319,9 +318,9 @@
       </w:r>
       <w:r>
         <w:rPr>
-          <w:b w:val="true"/>
-          <w:bCs w:val="true"/>
-          <w:color w:val="6600CC"/>
+          <w:b/>
+          <w:bCs/>
+          <w:color w:val="9C5DE1"/>
         </w:rPr>
         <w:t xml:space="preserve">David de Roode:</w:t>
       </w:r>
@@ -344,8 +343,8 @@
       </w:r>
       <w:r>
         <w:rPr>
-          <w:b w:val="true"/>
-          <w:bCs w:val="true"/>
+          <w:b/>
+          <w:bCs/>
           <w:color w:val="583E31"/>
         </w:rPr>
         <w:t xml:space="preserve">Tim Latimer:</w:t>
@@ -369,9 +368,9 @@
       </w:r>
       <w:r>
         <w:rPr>
-          <w:b w:val="true"/>
-          <w:bCs w:val="true"/>
-          <w:color w:val="6600CC"/>
+          <w:b/>
+          <w:bCs/>
+          <w:color w:val="9C5DE1"/>
         </w:rPr>
         <w:t xml:space="preserve">David de Roode:</w:t>
       </w:r>
@@ -394,9 +393,9 @@
       </w:r>
       <w:r>
         <w:rPr>
-          <w:b w:val="true"/>
-          <w:bCs w:val="true"/>
-          <w:color w:val="DE4A1D"/>
+          <w:b/>
+          <w:bCs/>
+          <w:color w:val="DC7D3E"/>
         </w:rPr>
         <w:t xml:space="preserve">Victoria Beard Queen:</w:t>
       </w:r>
@@ -419,9 +418,9 @@
       </w:r>
       <w:r>
         <w:rPr>
-          <w:b w:val="true"/>
-          <w:bCs w:val="true"/>
-          <w:color w:val="DE4A1D"/>
+          <w:b/>
+          <w:bCs/>
+          <w:color w:val="DC7D3E"/>
         </w:rPr>
         <w:t xml:space="preserve">Victoria Beard Queen:</w:t>
       </w:r>
@@ -444,9 +443,9 @@
       </w:r>
       <w:r>
         <w:rPr>
-          <w:b w:val="true"/>
-          <w:bCs w:val="true"/>
-          <w:color w:val="6600CC"/>
+          <w:b/>
+          <w:bCs/>
+          <w:color w:val="9C5DE1"/>
         </w:rPr>
         <w:t xml:space="preserve">David de Roode:</w:t>
       </w:r>
@@ -469,9 +468,9 @@
       </w:r>
       <w:r>
         <w:rPr>
-          <w:b w:val="true"/>
-          <w:bCs w:val="true"/>
-          <w:color w:val="DE4A1D"/>
+          <w:b/>
+          <w:bCs/>
+          <w:color w:val="DC7D3E"/>
         </w:rPr>
         <w:t xml:space="preserve">Victoria Beard Queen:</w:t>
       </w:r>
@@ -494,9 +493,9 @@
       </w:r>
       <w:r>
         <w:rPr>
-          <w:b w:val="true"/>
-          <w:bCs w:val="true"/>
-          <w:color w:val="6600CC"/>
+          <w:b/>
+          <w:bCs/>
+          <w:color w:val="9C5DE1"/>
         </w:rPr>
         <w:t xml:space="preserve">David de Roode:</w:t>
       </w:r>
@@ -528,9 +527,9 @@
       </w:r>
       <w:r>
         <w:rPr>
-          <w:b w:val="true"/>
-          <w:bCs w:val="true"/>
-          <w:color w:val="DE4A1D"/>
+          <w:b/>
+          <w:bCs/>
+          <w:color w:val="DC7D3E"/>
         </w:rPr>
         <w:t xml:space="preserve">Victoria Beard Queen:</w:t>
       </w:r>
@@ -553,9 +552,9 @@
       </w:r>
       <w:r>
         <w:rPr>
-          <w:b w:val="true"/>
-          <w:bCs w:val="true"/>
-          <w:color w:val="6600CC"/>
+          <w:b/>
+          <w:bCs/>
+          <w:color w:val="9C5DE1"/>
         </w:rPr>
         <w:t xml:space="preserve">David de Roode:</w:t>
       </w:r>
@@ -578,9 +577,9 @@
       </w:r>
       <w:r>
         <w:rPr>
-          <w:b w:val="true"/>
-          <w:bCs w:val="true"/>
-          <w:color w:val="DE4A1D"/>
+          <w:b/>
+          <w:bCs/>
+          <w:color w:val="DC7D3E"/>
         </w:rPr>
         <w:t xml:space="preserve">Victoria Beard Queen:</w:t>
       </w:r>
@@ -603,9 +602,9 @@
       </w:r>
       <w:r>
         <w:rPr>
-          <w:b w:val="true"/>
-          <w:bCs w:val="true"/>
-          <w:color w:val="6600CC"/>
+          <w:b/>
+          <w:bCs/>
+          <w:color w:val="9C5DE1"/>
         </w:rPr>
         <w:t xml:space="preserve">David de Roode:</w:t>
       </w:r>
@@ -628,9 +627,9 @@
       </w:r>
       <w:r>
         <w:rPr>
-          <w:b w:val="true"/>
-          <w:bCs w:val="true"/>
-          <w:color w:val="DE4A1D"/>
+          <w:b/>
+          <w:bCs/>
+          <w:color w:val="DC7D3E"/>
         </w:rPr>
         <w:t xml:space="preserve">Victoria Beard Queen:</w:t>
       </w:r>
@@ -653,8 +652,8 @@
       </w:r>
       <w:r>
         <w:rPr>
-          <w:b w:val="true"/>
-          <w:bCs w:val="true"/>
+          <w:b/>
+          <w:bCs/>
           <w:color w:val="583E31"/>
         </w:rPr>
         <w:t xml:space="preserve">Tim Latimer:</w:t>
@@ -678,9 +677,9 @@
       </w:r>
       <w:r>
         <w:rPr>
-          <w:b w:val="true"/>
-          <w:bCs w:val="true"/>
-          <w:color w:val="6600CC"/>
+          <w:b/>
+          <w:bCs/>
+          <w:color w:val="9C5DE1"/>
         </w:rPr>
         <w:t xml:space="preserve">David de Roode:</w:t>
       </w:r>
@@ -703,9 +702,9 @@
       </w:r>
       <w:r>
         <w:rPr>
-          <w:b w:val="true"/>
-          <w:bCs w:val="true"/>
-          <w:color w:val="6600CC"/>
+          <w:b/>
+          <w:bCs/>
+          <w:color w:val="9C5DE1"/>
         </w:rPr>
         <w:t xml:space="preserve">David de Roode:</w:t>
       </w:r>
@@ -728,8 +727,8 @@
       </w:r>
       <w:r>
         <w:rPr>
-          <w:b w:val="true"/>
-          <w:bCs w:val="true"/>
+          <w:b/>
+          <w:bCs/>
           <w:color w:val="583E31"/>
         </w:rPr>
         <w:t xml:space="preserve">Tim Latimer:</w:t>
@@ -753,9 +752,9 @@
       </w:r>
       <w:r>
         <w:rPr>
-          <w:b w:val="true"/>
-          <w:bCs w:val="true"/>
-          <w:color w:val="DE4A1D"/>
+          <w:b/>
+          <w:bCs/>
+          <w:color w:val="DC7D3E"/>
         </w:rPr>
         <w:t xml:space="preserve">Victoria Beard Queen:</w:t>
       </w:r>
@@ -778,8 +777,8 @@
       </w:r>
       <w:r>
         <w:rPr>
-          <w:b w:val="true"/>
-          <w:bCs w:val="true"/>
+          <w:b/>
+          <w:bCs/>
           <w:color w:val="583E31"/>
         </w:rPr>
         <w:t xml:space="preserve">Tim Latimer:</w:t>
@@ -803,8 +802,8 @@
       </w:r>
       <w:r>
         <w:rPr>
-          <w:b w:val="true"/>
-          <w:bCs w:val="true"/>
+          <w:b/>
+          <w:bCs/>
           <w:color w:val="583E31"/>
         </w:rPr>
         <w:t xml:space="preserve">Tim Latimer:</w:t>
@@ -828,9 +827,9 @@
       </w:r>
       <w:r>
         <w:rPr>
-          <w:b w:val="true"/>
-          <w:bCs w:val="true"/>
-          <w:color w:val="6600CC"/>
+          <w:b/>
+          <w:bCs/>
+          <w:color w:val="9C5DE1"/>
         </w:rPr>
         <w:t xml:space="preserve">David de Roode:</w:t>
       </w:r>
@@ -853,8 +852,8 @@
       </w:r>
       <w:r>
         <w:rPr>
-          <w:b w:val="true"/>
-          <w:bCs w:val="true"/>
+          <w:b/>
+          <w:bCs/>
           <w:color w:val="583E31"/>
         </w:rPr>
         <w:t xml:space="preserve">Tim Latimer:</w:t>
@@ -887,8 +886,8 @@
       </w:r>
       <w:r>
         <w:rPr>
-          <w:b w:val="true"/>
-          <w:bCs w:val="true"/>
+          <w:b/>
+          <w:bCs/>
           <w:color w:val="583E31"/>
         </w:rPr>
         <w:t xml:space="preserve">Tim Latimer:</w:t>
@@ -912,9 +911,9 @@
       </w:r>
       <w:r>
         <w:rPr>
-          <w:b w:val="true"/>
-          <w:bCs w:val="true"/>
-          <w:color w:val="6600CC"/>
+          <w:b/>
+          <w:bCs/>
+          <w:color w:val="9C5DE1"/>
         </w:rPr>
         <w:t xml:space="preserve">David de Roode:</w:t>
       </w:r>
@@ -937,9 +936,9 @@
       </w:r>
       <w:r>
         <w:rPr>
-          <w:b w:val="true"/>
-          <w:bCs w:val="true"/>
-          <w:color w:val="6600CC"/>
+          <w:b/>
+          <w:bCs/>
+          <w:color w:val="9C5DE1"/>
         </w:rPr>
         <w:t xml:space="preserve">David de Roode:</w:t>
       </w:r>
@@ -962,8 +961,8 @@
       </w:r>
       <w:r>
         <w:rPr>
-          <w:b w:val="true"/>
-          <w:bCs w:val="true"/>
+          <w:b/>
+          <w:bCs/>
           <w:color w:val="583E31"/>
         </w:rPr>
         <w:t xml:space="preserve">Tim Latimer:</w:t>
@@ -987,8 +986,8 @@
       </w:r>
       <w:r>
         <w:rPr>
-          <w:b w:val="true"/>
-          <w:bCs w:val="true"/>
+          <w:b/>
+          <w:bCs/>
           <w:color w:val="583E31"/>
         </w:rPr>
         <w:t xml:space="preserve">Tim Latimer:</w:t>
@@ -1021,8 +1020,8 @@
       </w:r>
       <w:r>
         <w:rPr>
-          <w:b w:val="true"/>
-          <w:bCs w:val="true"/>
+          <w:b/>
+          <w:bCs/>
           <w:color w:val="583E31"/>
         </w:rPr>
         <w:t xml:space="preserve">Tim Latimer:</w:t>
@@ -1046,8 +1045,8 @@
       </w:r>
       <w:r>
         <w:rPr>
-          <w:b w:val="true"/>
-          <w:bCs w:val="true"/>
+          <w:b/>
+          <w:bCs/>
           <w:color w:val="583E31"/>
         </w:rPr>
         <w:t xml:space="preserve">Tim Latimer:</w:t>
@@ -1080,8 +1079,8 @@
       </w:r>
       <w:r>
         <w:rPr>
-          <w:b w:val="true"/>
-          <w:bCs w:val="true"/>
+          <w:b/>
+          <w:bCs/>
           <w:color w:val="583E31"/>
         </w:rPr>
         <w:t xml:space="preserve">Tim Latimer:</w:t>
@@ -1105,8 +1104,8 @@
       </w:r>
       <w:r>
         <w:rPr>
-          <w:b w:val="true"/>
-          <w:bCs w:val="true"/>
+          <w:b/>
+          <w:bCs/>
           <w:color w:val="583E31"/>
         </w:rPr>
         <w:t xml:space="preserve">Tim Latimer:</w:t>
@@ -1130,8 +1129,8 @@
       </w:r>
       <w:r>
         <w:rPr>
-          <w:b w:val="true"/>
-          <w:bCs w:val="true"/>
+          <w:b/>
+          <w:bCs/>
           <w:color w:val="583E31"/>
         </w:rPr>
         <w:t xml:space="preserve">Tim Latimer:</w:t>
@@ -1164,8 +1163,8 @@
       </w:r>
       <w:r>
         <w:rPr>
-          <w:b w:val="true"/>
-          <w:bCs w:val="true"/>
+          <w:b/>
+          <w:bCs/>
           <w:color w:val="583E31"/>
         </w:rPr>
         <w:t xml:space="preserve">Tim Latimer:</w:t>
@@ -1189,8 +1188,8 @@
       </w:r>
       <w:r>
         <w:rPr>
-          <w:b w:val="true"/>
-          <w:bCs w:val="true"/>
+          <w:b/>
+          <w:bCs/>
           <w:color w:val="583E31"/>
         </w:rPr>
         <w:t xml:space="preserve">Tim Latimer:</w:t>
@@ -1214,9 +1213,9 @@
       </w:r>
       <w:r>
         <w:rPr>
-          <w:b w:val="true"/>
-          <w:bCs w:val="true"/>
-          <w:color w:val="6600CC"/>
+          <w:b/>
+          <w:bCs/>
+          <w:color w:val="9C5DE1"/>
         </w:rPr>
         <w:t xml:space="preserve">David de Roode:</w:t>
       </w:r>
@@ -1239,9 +1238,9 @@
       </w:r>
       <w:r>
         <w:rPr>
-          <w:b w:val="true"/>
-          <w:bCs w:val="true"/>
-          <w:color w:val="6600CC"/>
+          <w:b/>
+          <w:bCs/>
+          <w:color w:val="9C5DE1"/>
         </w:rPr>
         <w:t xml:space="preserve">David de Roode:</w:t>
       </w:r>
@@ -1273,8 +1272,8 @@
       </w:r>
       <w:r>
         <w:rPr>
-          <w:b w:val="true"/>
-          <w:bCs w:val="true"/>
+          <w:b/>
+          <w:bCs/>
           <w:color w:val="583E31"/>
         </w:rPr>
         <w:t xml:space="preserve">Tim Latimer:</w:t>
@@ -1298,8 +1297,8 @@
       </w:r>
       <w:r>
         <w:rPr>
-          <w:b w:val="true"/>
-          <w:bCs w:val="true"/>
+          <w:b/>
+          <w:bCs/>
           <w:color w:val="583E31"/>
         </w:rPr>
         <w:t xml:space="preserve">Tim Latimer:</w:t>
@@ -1323,8 +1322,8 @@
       </w:r>
       <w:r>
         <w:rPr>
-          <w:b w:val="true"/>
-          <w:bCs w:val="true"/>
+          <w:b/>
+          <w:bCs/>
           <w:color w:val="583E31"/>
         </w:rPr>
         <w:t xml:space="preserve">Tim Latimer:</w:t>
@@ -1348,8 +1347,8 @@
       </w:r>
       <w:r>
         <w:rPr>
-          <w:b w:val="true"/>
-          <w:bCs w:val="true"/>
+          <w:b/>
+          <w:bCs/>
           <w:color w:val="583E31"/>
         </w:rPr>
         <w:t xml:space="preserve">Tim Latimer:</w:t>
@@ -1382,8 +1381,8 @@
       </w:r>
       <w:r>
         <w:rPr>
-          <w:b w:val="true"/>
-          <w:bCs w:val="true"/>
+          <w:b/>
+          <w:bCs/>
           <w:color w:val="583E31"/>
         </w:rPr>
         <w:t xml:space="preserve">Tim Latimer:</w:t>
@@ -1407,8 +1406,8 @@
       </w:r>
       <w:r>
         <w:rPr>
-          <w:b w:val="true"/>
-          <w:bCs w:val="true"/>
+          <w:b/>
+          <w:bCs/>
           <w:color w:val="583E31"/>
         </w:rPr>
         <w:t xml:space="preserve">Tim Latimer:</w:t>
@@ -1432,8 +1431,8 @@
       </w:r>
       <w:r>
         <w:rPr>
-          <w:b w:val="true"/>
-          <w:bCs w:val="true"/>
+          <w:b/>
+          <w:bCs/>
           <w:color w:val="583E31"/>
         </w:rPr>
         <w:t xml:space="preserve">Tim Latimer:</w:t>
@@ -1466,9 +1465,9 @@
       </w:r>
       <w:r>
         <w:rPr>
-          <w:b w:val="true"/>
-          <w:bCs w:val="true"/>
-          <w:color w:val="6600CC"/>
+          <w:b/>
+          <w:bCs/>
+          <w:color w:val="9C5DE1"/>
         </w:rPr>
         <w:t xml:space="preserve">David de Roode:</w:t>
       </w:r>
@@ -1491,8 +1490,8 @@
       </w:r>
       <w:r>
         <w:rPr>
-          <w:b w:val="true"/>
-          <w:bCs w:val="true"/>
+          <w:b/>
+          <w:bCs/>
           <w:color w:val="583E31"/>
         </w:rPr>
         <w:t xml:space="preserve">Tim Latimer:</w:t>
@@ -1516,8 +1515,8 @@
       </w:r>
       <w:r>
         <w:rPr>
-          <w:b w:val="true"/>
-          <w:bCs w:val="true"/>
+          <w:b/>
+          <w:bCs/>
           <w:color w:val="583E31"/>
         </w:rPr>
         <w:t xml:space="preserve">Tim Latimer:</w:t>
@@ -1541,8 +1540,8 @@
       </w:r>
       <w:r>
         <w:rPr>
-          <w:b w:val="true"/>
-          <w:bCs w:val="true"/>
+          <w:b/>
+          <w:bCs/>
           <w:color w:val="583E31"/>
         </w:rPr>
         <w:t xml:space="preserve">Tim Latimer:</w:t>
@@ -1575,8 +1574,8 @@
       </w:r>
       <w:r>
         <w:rPr>
-          <w:b w:val="true"/>
-          <w:bCs w:val="true"/>
+          <w:b/>
+          <w:bCs/>
           <w:color w:val="583E31"/>
         </w:rPr>
         <w:t xml:space="preserve">Tim Latimer:</w:t>
@@ -1600,8 +1599,8 @@
       </w:r>
       <w:r>
         <w:rPr>
-          <w:b w:val="true"/>
-          <w:bCs w:val="true"/>
+          <w:b/>
+          <w:bCs/>
           <w:color w:val="583E31"/>
         </w:rPr>
         <w:t xml:space="preserve">Tim Latimer:</w:t>
@@ -1625,8 +1624,8 @@
       </w:r>
       <w:r>
         <w:rPr>
-          <w:b w:val="true"/>
-          <w:bCs w:val="true"/>
+          <w:b/>
+          <w:bCs/>
           <w:color w:val="583E31"/>
         </w:rPr>
         <w:t xml:space="preserve">Tim Latimer:</w:t>
@@ -1659,8 +1658,8 @@
       </w:r>
       <w:r>
         <w:rPr>
-          <w:b w:val="true"/>
-          <w:bCs w:val="true"/>
+          <w:b/>
+          <w:bCs/>
           <w:color w:val="583E31"/>
         </w:rPr>
         <w:t xml:space="preserve">Tim Latimer:</w:t>
@@ -1684,9 +1683,9 @@
       </w:r>
       <w:r>
         <w:rPr>
-          <w:b w:val="true"/>
-          <w:bCs w:val="true"/>
-          <w:color w:val="6600CC"/>
+          <w:b/>
+          <w:bCs/>
+          <w:color w:val="9C5DE1"/>
         </w:rPr>
         <w:t xml:space="preserve">David de Roode:</w:t>
       </w:r>
@@ -1709,8 +1708,8 @@
       </w:r>
       <w:r>
         <w:rPr>
-          <w:b w:val="true"/>
-          <w:bCs w:val="true"/>
+          <w:b/>
+          <w:bCs/>
           <w:color w:val="583E31"/>
         </w:rPr>
         <w:t xml:space="preserve">Tim Latimer:</w:t>
@@ -1734,8 +1733,8 @@
       </w:r>
       <w:r>
         <w:rPr>
-          <w:b w:val="true"/>
-          <w:bCs w:val="true"/>
+          <w:b/>
+          <w:bCs/>
           <w:color w:val="583E31"/>
         </w:rPr>
         <w:t xml:space="preserve">Tim Latimer:</w:t>
@@ -1759,8 +1758,8 @@
       </w:r>
       <w:r>
         <w:rPr>
-          <w:b w:val="true"/>
-          <w:bCs w:val="true"/>
+          <w:b/>
+          <w:bCs/>
           <w:color w:val="583E31"/>
         </w:rPr>
         <w:t xml:space="preserve">Tim Latimer:</w:t>
@@ -1793,8 +1792,8 @@
       </w:r>
       <w:r>
         <w:rPr>
-          <w:b w:val="true"/>
-          <w:bCs w:val="true"/>
+          <w:b/>
+          <w:bCs/>
           <w:color w:val="583E31"/>
         </w:rPr>
         <w:t xml:space="preserve">Tim Latimer:</w:t>
@@ -1818,8 +1817,8 @@
       </w:r>
       <w:r>
         <w:rPr>
-          <w:b w:val="true"/>
-          <w:bCs w:val="true"/>
+          <w:b/>
+          <w:bCs/>
           <w:color w:val="583E31"/>
         </w:rPr>
         <w:t xml:space="preserve">Tim Latimer:</w:t>
@@ -1843,8 +1842,8 @@
       </w:r>
       <w:r>
         <w:rPr>
-          <w:b w:val="true"/>
-          <w:bCs w:val="true"/>
+          <w:b/>
+          <w:bCs/>
           <w:color w:val="583E31"/>
         </w:rPr>
         <w:t xml:space="preserve">Tim Latimer:</w:t>
@@ -1868,9 +1867,9 @@
       </w:r>
       <w:r>
         <w:rPr>
-          <w:b w:val="true"/>
-          <w:bCs w:val="true"/>
-          <w:color w:val="DE4A1D"/>
+          <w:b/>
+          <w:bCs/>
+          <w:color w:val="DC7D3E"/>
         </w:rPr>
         <w:t xml:space="preserve">Victoria Beard Queen:</w:t>
       </w:r>
@@ -1902,8 +1901,8 @@
       </w:r>
       <w:r>
         <w:rPr>
-          <w:b w:val="true"/>
-          <w:bCs w:val="true"/>
+          <w:b/>
+          <w:bCs/>
           <w:color w:val="583E31"/>
         </w:rPr>
         <w:t xml:space="preserve">Tim Latimer:</w:t>
@@ -1927,8 +1926,8 @@
       </w:r>
       <w:r>
         <w:rPr>
-          <w:b w:val="true"/>
-          <w:bCs w:val="true"/>
+          <w:b/>
+          <w:bCs/>
           <w:color w:val="583E31"/>
         </w:rPr>
         <w:t xml:space="preserve">Tim Latimer:</w:t>
@@ -1952,9 +1951,9 @@
       </w:r>
       <w:r>
         <w:rPr>
-          <w:b w:val="true"/>
-          <w:bCs w:val="true"/>
-          <w:color w:val="DE4A1D"/>
+          <w:b/>
+          <w:bCs/>
+          <w:color w:val="DC7D3E"/>
         </w:rPr>
         <w:t xml:space="preserve">Victoria Beard Queen:</w:t>
       </w:r>
@@ -1977,8 +1976,8 @@
       </w:r>
       <w:r>
         <w:rPr>
-          <w:b w:val="true"/>
-          <w:bCs w:val="true"/>
+          <w:b/>
+          <w:bCs/>
           <w:color w:val="583E31"/>
         </w:rPr>
         <w:t xml:space="preserve">Tim Latimer:</w:t>
@@ -2002,8 +2001,8 @@
       </w:r>
       <w:r>
         <w:rPr>
-          <w:b w:val="true"/>
-          <w:bCs w:val="true"/>
+          <w:b/>
+          <w:bCs/>
           <w:color w:val="583E31"/>
         </w:rPr>
         <w:t xml:space="preserve">Tim Latimer:</w:t>
@@ -2027,8 +2026,8 @@
       </w:r>
       <w:r>
         <w:rPr>
-          <w:b w:val="true"/>
-          <w:bCs w:val="true"/>
+          <w:b/>
+          <w:bCs/>
           <w:color w:val="583E31"/>
         </w:rPr>
         <w:t xml:space="preserve">Tim Latimer:</w:t>
@@ -2061,8 +2060,8 @@
       </w:r>
       <w:r>
         <w:rPr>
-          <w:b w:val="true"/>
-          <w:bCs w:val="true"/>
+          <w:b/>
+          <w:bCs/>
           <w:color w:val="583E31"/>
         </w:rPr>
         <w:t xml:space="preserve">Tim Latimer:</w:t>
@@ -2086,9 +2085,9 @@
       </w:r>
       <w:r>
         <w:rPr>
-          <w:b w:val="true"/>
-          <w:bCs w:val="true"/>
-          <w:color w:val="DE4A1D"/>
+          <w:b/>
+          <w:bCs/>
+          <w:color w:val="DC7D3E"/>
         </w:rPr>
         <w:t xml:space="preserve">Victoria Beard Queen:</w:t>
       </w:r>
@@ -2111,8 +2110,8 @@
       </w:r>
       <w:r>
         <w:rPr>
-          <w:b w:val="true"/>
-          <w:bCs w:val="true"/>
+          <w:b/>
+          <w:bCs/>
           <w:color w:val="583E31"/>
         </w:rPr>
         <w:t xml:space="preserve">Tim Latimer:</w:t>
@@ -2136,8 +2135,8 @@
       </w:r>
       <w:r>
         <w:rPr>
-          <w:b w:val="true"/>
-          <w:bCs w:val="true"/>
+          <w:b/>
+          <w:bCs/>
           <w:color w:val="583E31"/>
         </w:rPr>
         <w:t xml:space="preserve">Tim Latimer:</w:t>
@@ -2161,8 +2160,8 @@
       </w:r>
       <w:r>
         <w:rPr>
-          <w:b w:val="true"/>
-          <w:bCs w:val="true"/>
+          <w:b/>
+          <w:bCs/>
           <w:color w:val="583E31"/>
         </w:rPr>
         <w:t xml:space="preserve">Tim Latimer:</w:t>
@@ -2195,8 +2194,8 @@
       </w:r>
       <w:r>
         <w:rPr>
-          <w:b w:val="true"/>
-          <w:bCs w:val="true"/>
+          <w:b/>
+          <w:bCs/>
           <w:color w:val="583E31"/>
         </w:rPr>
         <w:t xml:space="preserve">Tim Latimer:</w:t>
@@ -2220,8 +2219,8 @@
       </w:r>
       <w:r>
         <w:rPr>
-          <w:b w:val="true"/>
-          <w:bCs w:val="true"/>
+          <w:b/>
+          <w:bCs/>
           <w:color w:val="583E31"/>
         </w:rPr>
         <w:t xml:space="preserve">Tim Latimer:</w:t>
@@ -2245,8 +2244,8 @@
       </w:r>
       <w:r>
         <w:rPr>
-          <w:b w:val="true"/>
-          <w:bCs w:val="true"/>
+          <w:b/>
+          <w:bCs/>
           <w:color w:val="583E31"/>
         </w:rPr>
         <w:t xml:space="preserve">Tim Latimer:</w:t>
@@ -2279,8 +2278,8 @@
       </w:r>
       <w:r>
         <w:rPr>
-          <w:b w:val="true"/>
-          <w:bCs w:val="true"/>
+          <w:b/>
+          <w:bCs/>
           <w:color w:val="583E31"/>
         </w:rPr>
         <w:t xml:space="preserve">Tim Latimer:</w:t>
@@ -2304,8 +2303,8 @@
       </w:r>
       <w:r>
         <w:rPr>
-          <w:b w:val="true"/>
-          <w:bCs w:val="true"/>
+          <w:b/>
+          <w:bCs/>
           <w:color w:val="583E31"/>
         </w:rPr>
         <w:t xml:space="preserve">Tim Latimer:</w:t>
@@ -2329,8 +2328,8 @@
       </w:r>
       <w:r>
         <w:rPr>
-          <w:b w:val="true"/>
-          <w:bCs w:val="true"/>
+          <w:b/>
+          <w:bCs/>
           <w:color w:val="583E31"/>
         </w:rPr>
         <w:t xml:space="preserve">Tim Latimer:</w:t>
@@ -2363,8 +2362,8 @@
       </w:r>
       <w:r>
         <w:rPr>
-          <w:b w:val="true"/>
-          <w:bCs w:val="true"/>
+          <w:b/>
+          <w:bCs/>
           <w:color w:val="583E31"/>
         </w:rPr>
         <w:t xml:space="preserve">Tim Latimer:</w:t>
@@ -2388,9 +2387,9 @@
       </w:r>
       <w:r>
         <w:rPr>
-          <w:b w:val="true"/>
-          <w:bCs w:val="true"/>
-          <w:color w:val="DE4A1D"/>
+          <w:b/>
+          <w:bCs/>
+          <w:color w:val="DC7D3E"/>
         </w:rPr>
         <w:t xml:space="preserve">Victoria Beard Queen:</w:t>
       </w:r>
@@ -2413,8 +2412,8 @@
       </w:r>
       <w:r>
         <w:rPr>
-          <w:b w:val="true"/>
-          <w:bCs w:val="true"/>
+          <w:b/>
+          <w:bCs/>
           <w:color w:val="583E31"/>
         </w:rPr>
         <w:t xml:space="preserve">Tim Latimer:</w:t>
@@ -2438,9 +2437,9 @@
       </w:r>
       <w:r>
         <w:rPr>
-          <w:b w:val="true"/>
-          <w:bCs w:val="true"/>
-          <w:color w:val="6600CC"/>
+          <w:b/>
+          <w:bCs/>
+          <w:color w:val="9C5DE1"/>
         </w:rPr>
         <w:t xml:space="preserve">David de Roode:</w:t>
       </w:r>
@@ -2463,8 +2462,8 @@
       </w:r>
       <w:r>
         <w:rPr>
-          <w:b w:val="true"/>
-          <w:bCs w:val="true"/>
+          <w:b/>
+          <w:bCs/>
           <w:color w:val="583E31"/>
         </w:rPr>
         <w:t xml:space="preserve">Tim Latimer:</w:t>
@@ -2488,9 +2487,9 @@
       </w:r>
       <w:r>
         <w:rPr>
-          <w:b w:val="true"/>
-          <w:bCs w:val="true"/>
-          <w:color w:val="6600CC"/>
+          <w:b/>
+          <w:bCs/>
+          <w:color w:val="9C5DE1"/>
         </w:rPr>
         <w:t xml:space="preserve">David de Roode:</w:t>
       </w:r>
@@ -2513,9 +2512,9 @@
       </w:r>
       <w:r>
         <w:rPr>
-          <w:b w:val="true"/>
-          <w:bCs w:val="true"/>
-          <w:color w:val="DE4A1D"/>
+          <w:b/>
+          <w:bCs/>
+          <w:color w:val="DC7D3E"/>
         </w:rPr>
         <w:t xml:space="preserve">Victoria Beard Queen:</w:t>
       </w:r>
@@ -2538,9 +2537,9 @@
       </w:r>
       <w:r>
         <w:rPr>
-          <w:b w:val="true"/>
-          <w:bCs w:val="true"/>
-          <w:color w:val="DE4A1D"/>
+          <w:b/>
+          <w:bCs/>
+          <w:color w:val="DC7D3E"/>
         </w:rPr>
         <w:t xml:space="preserve">Victoria Beard Queen:</w:t>
       </w:r>
@@ -2563,9 +2562,9 @@
       </w:r>
       <w:r>
         <w:rPr>
-          <w:b w:val="true"/>
-          <w:bCs w:val="true"/>
-          <w:color w:val="6600CC"/>
+          <w:b/>
+          <w:bCs/>
+          <w:color w:val="9C5DE1"/>
         </w:rPr>
         <w:t xml:space="preserve">David de Roode:</w:t>
       </w:r>
@@ -2588,9 +2587,9 @@
       </w:r>
       <w:r>
         <w:rPr>
-          <w:b w:val="true"/>
-          <w:bCs w:val="true"/>
-          <w:color w:val="DE4A1D"/>
+          <w:b/>
+          <w:bCs/>
+          <w:color w:val="DC7D3E"/>
         </w:rPr>
         <w:t xml:space="preserve">Victoria Beard Queen:</w:t>
       </w:r>
@@ -2613,9 +2612,9 @@
       </w:r>
       <w:r>
         <w:rPr>
-          <w:b w:val="true"/>
-          <w:bCs w:val="true"/>
-          <w:color w:val="6600CC"/>
+          <w:b/>
+          <w:bCs/>
+          <w:color w:val="9C5DE1"/>
         </w:rPr>
         <w:t xml:space="preserve">David de Roode:</w:t>
       </w:r>
@@ -2647,9 +2646,9 @@
       </w:r>
       <w:r>
         <w:rPr>
-          <w:b w:val="true"/>
-          <w:bCs w:val="true"/>
-          <w:color w:val="DE4A1D"/>
+          <w:b/>
+          <w:bCs/>
+          <w:color w:val="DC7D3E"/>
         </w:rPr>
         <w:t xml:space="preserve">Victoria Beard Queen:</w:t>
       </w:r>
@@ -2672,9 +2671,9 @@
       </w:r>
       <w:r>
         <w:rPr>
-          <w:b w:val="true"/>
-          <w:bCs w:val="true"/>
-          <w:color w:val="6600CC"/>
+          <w:b/>
+          <w:bCs/>
+          <w:color w:val="9C5DE1"/>
         </w:rPr>
         <w:t xml:space="preserve">David de Roode:</w:t>
       </w:r>
@@ -2697,9 +2696,9 @@
       </w:r>
       <w:r>
         <w:rPr>
-          <w:b w:val="true"/>
-          <w:bCs w:val="true"/>
-          <w:color w:val="DE4A1D"/>
+          <w:b/>
+          <w:bCs/>
+          <w:color w:val="DC7D3E"/>
         </w:rPr>
         <w:t xml:space="preserve">Victoria Beard Queen:</w:t>
       </w:r>
@@ -2722,8 +2721,8 @@
       </w:r>
       <w:r>
         <w:rPr>
-          <w:b w:val="true"/>
-          <w:bCs w:val="true"/>
+          <w:b/>
+          <w:bCs/>
           <w:color w:val="583E31"/>
         </w:rPr>
         <w:t xml:space="preserve">Tim Latimer:</w:t>
@@ -2747,8 +2746,8 @@
       </w:r>
       <w:r>
         <w:rPr>
-          <w:b w:val="true"/>
-          <w:bCs w:val="true"/>
+          <w:b/>
+          <w:bCs/>
           <w:color w:val="583E31"/>
         </w:rPr>
         <w:t xml:space="preserve">Tim Latimer:</w:t>
@@ -2772,8 +2771,8 @@
       </w:r>
       <w:r>
         <w:rPr>
-          <w:b w:val="true"/>
-          <w:bCs w:val="true"/>
+          <w:b/>
+          <w:bCs/>
           <w:color w:val="583E31"/>
         </w:rPr>
         <w:t xml:space="preserve">Tim Latimer:</w:t>
@@ -2806,8 +2805,8 @@
       </w:r>
       <w:r>
         <w:rPr>
-          <w:b w:val="true"/>
-          <w:bCs w:val="true"/>
+          <w:b/>
+          <w:bCs/>
           <w:color w:val="583E31"/>
         </w:rPr>
         <w:t xml:space="preserve">Tim Latimer:</w:t>
@@ -2831,8 +2830,8 @@
       </w:r>
       <w:r>
         <w:rPr>
-          <w:b w:val="true"/>
-          <w:bCs w:val="true"/>
+          <w:b/>
+          <w:bCs/>
           <w:color w:val="583E31"/>
         </w:rPr>
         <w:t xml:space="preserve">Tim Latimer:</w:t>
@@ -2856,8 +2855,8 @@
       </w:r>
       <w:r>
         <w:rPr>
-          <w:b w:val="true"/>
-          <w:bCs w:val="true"/>
+          <w:b/>
+          <w:bCs/>
           <w:color w:val="583E31"/>
         </w:rPr>
         <w:t xml:space="preserve">Tim Latimer:</w:t>
@@ -2890,8 +2889,8 @@
       </w:r>
       <w:r>
         <w:rPr>
-          <w:b w:val="true"/>
-          <w:bCs w:val="true"/>
+          <w:b/>
+          <w:bCs/>
           <w:color w:val="583E31"/>
         </w:rPr>
         <w:t xml:space="preserve">Tim Latimer:</w:t>
@@ -2915,9 +2914,9 @@
       </w:r>
       <w:r>
         <w:rPr>
-          <w:b w:val="true"/>
-          <w:bCs w:val="true"/>
-          <w:color w:val="6600CC"/>
+          <w:b/>
+          <w:bCs/>
+          <w:color w:val="9C5DE1"/>
         </w:rPr>
         <w:t xml:space="preserve">David de Roode:</w:t>
       </w:r>
@@ -2948,8 +2947,8 @@
       </w:r>
       <w:r>
         <w:rPr>
-          <w:b w:val="true"/>
-          <w:bCs w:val="true"/>
+          <w:b/>
+          <w:bCs/>
           <w:color w:val="583E31"/>
         </w:rPr>
         <w:t xml:space="preserve">Tim Latimer:</w:t>
@@ -2973,9 +2972,9 @@
       </w:r>
       <w:r>
         <w:rPr>
-          <w:b w:val="true"/>
-          <w:bCs w:val="true"/>
-          <w:color w:val="6600CC"/>
+          <w:b/>
+          <w:bCs/>
+          <w:color w:val="9C5DE1"/>
         </w:rPr>
         <w:t xml:space="preserve">David de Roode:</w:t>
       </w:r>
@@ -2998,8 +2997,8 @@
       </w:r>
       <w:r>
         <w:rPr>
-          <w:b w:val="true"/>
-          <w:bCs w:val="true"/>
+          <w:b/>
+          <w:bCs/>
           <w:color w:val="583E31"/>
         </w:rPr>
         <w:t xml:space="preserve">Tim Latimer:</w:t>
@@ -3023,8 +3022,8 @@
       </w:r>
       <w:r>
         <w:rPr>
-          <w:b w:val="true"/>
-          <w:bCs w:val="true"/>
+          <w:b/>
+          <w:bCs/>
           <w:color w:val="583E31"/>
         </w:rPr>
         <w:t xml:space="preserve">Tim Latimer:</w:t>
@@ -3048,8 +3047,8 @@
       </w:r>
       <w:r>
         <w:rPr>
-          <w:b w:val="true"/>
-          <w:bCs w:val="true"/>
+          <w:b/>
+          <w:bCs/>
           <w:color w:val="583E31"/>
         </w:rPr>
         <w:t xml:space="preserve">Tim Latimer:</w:t>
@@ -3082,8 +3081,8 @@
       </w:r>
       <w:r>
         <w:rPr>
-          <w:b w:val="true"/>
-          <w:bCs w:val="true"/>
+          <w:b/>
+          <w:bCs/>
           <w:color w:val="583E31"/>
         </w:rPr>
         <w:t xml:space="preserve">Tim Latimer:</w:t>
@@ -3107,8 +3106,8 @@
       </w:r>
       <w:r>
         <w:rPr>
-          <w:b w:val="true"/>
-          <w:bCs w:val="true"/>
+          <w:b/>
+          <w:bCs/>
           <w:color w:val="583E31"/>
         </w:rPr>
         <w:t xml:space="preserve">Tim Latimer:</w:t>
@@ -3132,8 +3131,8 @@
       </w:r>
       <w:r>
         <w:rPr>
-          <w:b w:val="true"/>
-          <w:bCs w:val="true"/>
+          <w:b/>
+          <w:bCs/>
           <w:color w:val="583E31"/>
         </w:rPr>
         <w:t xml:space="preserve">Tim Latimer:</w:t>
@@ -3166,9 +3165,9 @@
       </w:r>
       <w:r>
         <w:rPr>
-          <w:b w:val="true"/>
-          <w:bCs w:val="true"/>
-          <w:color w:val="6600CC"/>
+          <w:b/>
+          <w:bCs/>
+          <w:color w:val="9C5DE1"/>
         </w:rPr>
         <w:t xml:space="preserve">David de Roode:</w:t>
       </w:r>
@@ -3191,9 +3190,9 @@
       </w:r>
       <w:r>
         <w:rPr>
-          <w:b w:val="true"/>
-          <w:bCs w:val="true"/>
-          <w:color w:val="6600CC"/>
+          <w:b/>
+          <w:bCs/>
+          <w:color w:val="9C5DE1"/>
         </w:rPr>
         <w:t xml:space="preserve">David de Roode:</w:t>
       </w:r>
@@ -3216,8 +3215,8 @@
       </w:r>
       <w:r>
         <w:rPr>
-          <w:b w:val="true"/>
-          <w:bCs w:val="true"/>
+          <w:b/>
+          <w:bCs/>
           <w:color w:val="583E31"/>
         </w:rPr>
         <w:t xml:space="preserve">Tim Latimer:</w:t>
@@ -3241,8 +3240,8 @@
       </w:r>
       <w:r>
         <w:rPr>
-          <w:b w:val="true"/>
-          <w:bCs w:val="true"/>
+          <w:b/>
+          <w:bCs/>
           <w:color w:val="583E31"/>
         </w:rPr>
         <w:t xml:space="preserve">Tim Latimer:</w:t>
@@ -3266,8 +3265,8 @@
       </w:r>
       <w:r>
         <w:rPr>
-          <w:b w:val="true"/>
-          <w:bCs w:val="true"/>
+          <w:b/>
+          <w:bCs/>
           <w:color w:val="583E31"/>
         </w:rPr>
         <w:t xml:space="preserve">Tim Latimer:</w:t>
@@ -3300,8 +3299,8 @@
       </w:r>
       <w:r>
         <w:rPr>
-          <w:b w:val="true"/>
-          <w:bCs w:val="true"/>
+          <w:b/>
+          <w:bCs/>
           <w:color w:val="583E31"/>
         </w:rPr>
         <w:t xml:space="preserve">Tim Latimer:</w:t>
@@ -3325,8 +3324,8 @@
       </w:r>
       <w:r>
         <w:rPr>
-          <w:b w:val="true"/>
-          <w:bCs w:val="true"/>
+          <w:b/>
+          <w:bCs/>
           <w:color w:val="583E31"/>
         </w:rPr>
         <w:t xml:space="preserve">Tim Latimer:</w:t>
@@ -3350,8 +3349,8 @@
       </w:r>
       <w:r>
         <w:rPr>
-          <w:b w:val="true"/>
-          <w:bCs w:val="true"/>
+          <w:b/>
+          <w:bCs/>
           <w:color w:val="583E31"/>
         </w:rPr>
         <w:t xml:space="preserve">Tim Latimer:</w:t>
@@ -3384,8 +3383,8 @@
       </w:r>
       <w:r>
         <w:rPr>
-          <w:b w:val="true"/>
-          <w:bCs w:val="true"/>
+          <w:b/>
+          <w:bCs/>
           <w:color w:val="583E31"/>
         </w:rPr>
         <w:t xml:space="preserve">Tim Latimer:</w:t>
@@ -3409,8 +3408,8 @@
       </w:r>
       <w:r>
         <w:rPr>
-          <w:b w:val="true"/>
-          <w:bCs w:val="true"/>
+          <w:b/>
+          <w:bCs/>
           <w:color w:val="583E31"/>
         </w:rPr>
         <w:t xml:space="preserve">Tim Latimer:</w:t>
@@ -3434,9 +3433,9 @@
       </w:r>
       <w:r>
         <w:rPr>
-          <w:b w:val="true"/>
-          <w:bCs w:val="true"/>
-          <w:color w:val="6600CC"/>
+          <w:b/>
+          <w:bCs/>
+          <w:color w:val="9C5DE1"/>
         </w:rPr>
         <w:t xml:space="preserve">David de Roode:</w:t>
       </w:r>
@@ -3468,8 +3467,8 @@
       </w:r>
       <w:r>
         <w:rPr>
-          <w:b w:val="true"/>
-          <w:bCs w:val="true"/>
+          <w:b/>
+          <w:bCs/>
           <w:color w:val="583E31"/>
         </w:rPr>
         <w:t xml:space="preserve">Tim Latimer:</w:t>
@@ -3493,9 +3492,9 @@
       </w:r>
       <w:r>
         <w:rPr>
-          <w:b w:val="true"/>
-          <w:bCs w:val="true"/>
-          <w:color w:val="DE4A1D"/>
+          <w:b/>
+          <w:bCs/>
+          <w:color w:val="DC7D3E"/>
         </w:rPr>
         <w:t xml:space="preserve">Victoria Beard Queen:</w:t>
       </w:r>
@@ -3518,8 +3517,8 @@
       </w:r>
       <w:r>
         <w:rPr>
-          <w:b w:val="true"/>
-          <w:bCs w:val="true"/>
+          <w:b/>
+          <w:bCs/>
           <w:color w:val="583E31"/>
         </w:rPr>
         <w:t xml:space="preserve">Tim Latimer:</w:t>
@@ -3543,9 +3542,9 @@
       </w:r>
       <w:r>
         <w:rPr>
-          <w:b w:val="true"/>
-          <w:bCs w:val="true"/>
-          <w:color w:val="DE4A1D"/>
+          <w:b/>
+          <w:bCs/>
+          <w:color w:val="DC7D3E"/>
         </w:rPr>
         <w:t xml:space="preserve">Victoria Beard Queen:</w:t>
       </w:r>
@@ -3568,9 +3567,9 @@
       </w:r>
       <w:r>
         <w:rPr>
-          <w:b w:val="true"/>
-          <w:bCs w:val="true"/>
-          <w:color w:val="6600CC"/>
+          <w:b/>
+          <w:bCs/>
+          <w:color w:val="9C5DE1"/>
         </w:rPr>
         <w:t xml:space="preserve">David de Roode:</w:t>
       </w:r>
@@ -3593,9 +3592,9 @@
       </w:r>
       <w:r>
         <w:rPr>
-          <w:b w:val="true"/>
-          <w:bCs w:val="true"/>
-          <w:color w:val="6600CC"/>
+          <w:b/>
+          <w:bCs/>
+          <w:color w:val="9C5DE1"/>
         </w:rPr>
         <w:t xml:space="preserve">David de Roode:</w:t>
       </w:r>
@@ -3618,8 +3617,8 @@
       </w:r>
       <w:r>
         <w:rPr>
-          <w:b w:val="true"/>
-          <w:bCs w:val="true"/>
+          <w:b/>
+          <w:bCs/>
           <w:color w:val="583E31"/>
         </w:rPr>
         <w:t xml:space="preserve">Tim Latimer:</w:t>
@@ -3643,8 +3642,8 @@
       </w:r>
       <w:r>
         <w:rPr>
-          <w:b w:val="true"/>
-          <w:bCs w:val="true"/>
+          <w:b/>
+          <w:bCs/>
           <w:color w:val="583E31"/>
         </w:rPr>
         <w:t xml:space="preserve">Tim Latimer:</w:t>
@@ -3668,9 +3667,9 @@
       </w:r>
       <w:r>
         <w:rPr>
-          <w:b w:val="true"/>
-          <w:bCs w:val="true"/>
-          <w:color w:val="6600CC"/>
+          <w:b/>
+          <w:bCs/>
+          <w:color w:val="9C5DE1"/>
         </w:rPr>
         <w:t xml:space="preserve">David de Roode:</w:t>
       </w:r>
@@ -3693,8 +3692,8 @@
       </w:r>
       <w:r>
         <w:rPr>
-          <w:b w:val="true"/>
-          <w:bCs w:val="true"/>
+          <w:b/>
+          <w:bCs/>
           <w:color w:val="583E31"/>
         </w:rPr>
         <w:t xml:space="preserve">Tim Latimer:</w:t>
@@ -3727,8 +3726,8 @@
       </w:r>
       <w:r>
         <w:rPr>
-          <w:b w:val="true"/>
-          <w:bCs w:val="true"/>
+          <w:b/>
+          <w:bCs/>
           <w:color w:val="583E31"/>
         </w:rPr>
         <w:t xml:space="preserve">Tim Latimer:</w:t>
@@ -3752,9 +3751,9 @@
       </w:r>
       <w:r>
         <w:rPr>
-          <w:b w:val="true"/>
-          <w:bCs w:val="true"/>
-          <w:color w:val="6600CC"/>
+          <w:b/>
+          <w:bCs/>
+          <w:color w:val="9C5DE1"/>
         </w:rPr>
         <w:t xml:space="preserve">David de Roode:</w:t>
       </w:r>
@@ -3777,9 +3776,9 @@
       </w:r>
       <w:r>
         <w:rPr>
-          <w:b w:val="true"/>
-          <w:bCs w:val="true"/>
-          <w:color w:val="6600CC"/>
+          <w:b/>
+          <w:bCs/>
+          <w:color w:val="9C5DE1"/>
         </w:rPr>
         <w:t xml:space="preserve">David de Roode:</w:t>
       </w:r>
@@ -3802,8 +3801,8 @@
       </w:r>
       <w:r>
         <w:rPr>
-          <w:b w:val="true"/>
-          <w:bCs w:val="true"/>
+          <w:b/>
+          <w:bCs/>
           <w:color w:val="583E31"/>
         </w:rPr>
         <w:t xml:space="preserve">Tim Latimer:</w:t>
@@ -3827,9 +3826,9 @@
       </w:r>
       <w:r>
         <w:rPr>
-          <w:b w:val="true"/>
-          <w:bCs w:val="true"/>
-          <w:color w:val="6600CC"/>
+          <w:b/>
+          <w:bCs/>
+          <w:color w:val="9C5DE1"/>
         </w:rPr>
         <w:t xml:space="preserve">David de Roode:</w:t>
       </w:r>
@@ -3852,8 +3851,8 @@
       </w:r>
       <w:r>
         <w:rPr>
-          <w:b w:val="true"/>
-          <w:bCs w:val="true"/>
+          <w:b/>
+          <w:bCs/>
           <w:color w:val="583E31"/>
         </w:rPr>
         <w:t xml:space="preserve">Tim Latimer:</w:t>
@@ -3877,9 +3876,9 @@
       </w:r>
       <w:r>
         <w:rPr>
-          <w:b w:val="true"/>
-          <w:bCs w:val="true"/>
-          <w:color w:val="6600CC"/>
+          <w:b/>
+          <w:bCs/>
+          <w:color w:val="9C5DE1"/>
         </w:rPr>
         <w:t xml:space="preserve">David de Roode:</w:t>
       </w:r>
@@ -3902,9 +3901,9 @@
       </w:r>
       <w:r>
         <w:rPr>
-          <w:b w:val="true"/>
-          <w:bCs w:val="true"/>
-          <w:color w:val="DE4A1D"/>
+          <w:b/>
+          <w:bCs/>
+          <w:color w:val="DC7D3E"/>
         </w:rPr>
         <w:t xml:space="preserve">Victoria Beard Queen:</w:t>
       </w:r>
@@ -3927,9 +3926,9 @@
       </w:r>
       <w:r>
         <w:rPr>
-          <w:b w:val="true"/>
-          <w:bCs w:val="true"/>
-          <w:color w:val="DE4A1D"/>
+          <w:b/>
+          <w:bCs/>
+          <w:color w:val="DC7D3E"/>
         </w:rPr>
         <w:t xml:space="preserve">Victoria Beard Queen:</w:t>
       </w:r>
@@ -3952,8 +3951,8 @@
       </w:r>
       <w:r>
         <w:rPr>
-          <w:b w:val="true"/>
-          <w:bCs w:val="true"/>
+          <w:b/>
+          <w:bCs/>
           <w:color w:val="583E31"/>
         </w:rPr>
         <w:t xml:space="preserve">Tim Latimer:</w:t>
@@ -3977,8 +3976,8 @@
       </w:r>
       <w:r>
         <w:rPr>
-          <w:b w:val="true"/>
-          <w:bCs w:val="true"/>
+          <w:b/>
+          <w:bCs/>
           <w:color w:val="583E31"/>
         </w:rPr>
         <w:t xml:space="preserve">Tim Latimer:</w:t>
@@ -4011,8 +4010,8 @@
       </w:r>
       <w:r>
         <w:rPr>
-          <w:b w:val="true"/>
-          <w:bCs w:val="true"/>
+          <w:b/>
+          <w:bCs/>
           <w:color w:val="583E31"/>
         </w:rPr>
         <w:t xml:space="preserve">Tim Latimer:</w:t>
@@ -4036,8 +4035,8 @@
       </w:r>
       <w:r>
         <w:rPr>
-          <w:b w:val="true"/>
-          <w:bCs w:val="true"/>
+          <w:b/>
+          <w:bCs/>
           <w:color w:val="583E31"/>
         </w:rPr>
         <w:t xml:space="preserve">Tim Latimer:</w:t>
@@ -4070,8 +4069,8 @@
       </w:r>
       <w:r>
         <w:rPr>
-          <w:b w:val="true"/>
-          <w:bCs w:val="true"/>
+          <w:b/>
+          <w:bCs/>
           <w:color w:val="583E31"/>
         </w:rPr>
         <w:t xml:space="preserve">Tim Latimer:</w:t>
@@ -4095,9 +4094,9 @@
       </w:r>
       <w:r>
         <w:rPr>
-          <w:b w:val="true"/>
-          <w:bCs w:val="true"/>
-          <w:color w:val="DE4A1D"/>
+          <w:b/>
+          <w:bCs/>
+          <w:color w:val="DC7D3E"/>
         </w:rPr>
         <w:t xml:space="preserve">Victoria Beard Queen:</w:t>
       </w:r>
@@ -4120,8 +4119,8 @@
       </w:r>
       <w:r>
         <w:rPr>
-          <w:b w:val="true"/>
-          <w:bCs w:val="true"/>
+          <w:b/>
+          <w:bCs/>
           <w:color w:val="583E31"/>
         </w:rPr>
         <w:t xml:space="preserve">Tim Latimer:</w:t>
@@ -4145,9 +4144,9 @@
       </w:r>
       <w:r>
         <w:rPr>
-          <w:b w:val="true"/>
-          <w:bCs w:val="true"/>
-          <w:color w:val="DE4A1D"/>
+          <w:b/>
+          <w:bCs/>
+          <w:color w:val="DC7D3E"/>
         </w:rPr>
         <w:t xml:space="preserve">Victoria Beard Queen:</w:t>
       </w:r>
@@ -4170,8 +4169,8 @@
       </w:r>
       <w:r>
         <w:rPr>
-          <w:b w:val="true"/>
-          <w:bCs w:val="true"/>
+          <w:b/>
+          <w:bCs/>
           <w:color w:val="583E31"/>
         </w:rPr>
         <w:t xml:space="preserve">Tim Latimer:</w:t>
@@ -4195,8 +4194,8 @@
       </w:r>
       <w:r>
         <w:rPr>
-          <w:b w:val="true"/>
-          <w:bCs w:val="true"/>
+          <w:b/>
+          <w:bCs/>
           <w:color w:val="583E31"/>
         </w:rPr>
         <w:t xml:space="preserve">Tim Latimer:</w:t>
@@ -4229,8 +4228,8 @@
       </w:r>
       <w:r>
         <w:rPr>
-          <w:b w:val="true"/>
-          <w:bCs w:val="true"/>
+          <w:b/>
+          <w:bCs/>
           <w:color w:val="583E31"/>
         </w:rPr>
         <w:t xml:space="preserve">Tim Latimer:</w:t>
@@ -4254,9 +4253,9 @@
       </w:r>
       <w:r>
         <w:rPr>
-          <w:b w:val="true"/>
-          <w:bCs w:val="true"/>
-          <w:color w:val="DE4A1D"/>
+          <w:b/>
+          <w:bCs/>
+          <w:color w:val="DC7D3E"/>
         </w:rPr>
         <w:t xml:space="preserve">Victoria Beard Queen:</w:t>
       </w:r>
@@ -4279,8 +4278,8 @@
       </w:r>
       <w:r>
         <w:rPr>
-          <w:b w:val="true"/>
-          <w:bCs w:val="true"/>
+          <w:b/>
+          <w:bCs/>
           <w:color w:val="583E31"/>
         </w:rPr>
         <w:t xml:space="preserve">Tim Latimer:</w:t>
@@ -4304,8 +4303,8 @@
       </w:r>
       <w:r>
         <w:rPr>
-          <w:b w:val="true"/>
-          <w:bCs w:val="true"/>
+          <w:b/>
+          <w:bCs/>
           <w:color w:val="583E31"/>
         </w:rPr>
         <w:t xml:space="preserve">Tim Latimer:</w:t>
@@ -4329,8 +4328,8 @@
       </w:r>
       <w:r>
         <w:rPr>
-          <w:b w:val="true"/>
-          <w:bCs w:val="true"/>
+          <w:b/>
+          <w:bCs/>
           <w:color w:val="583E31"/>
         </w:rPr>
         <w:t xml:space="preserve">Tim Latimer:</w:t>
@@ -4363,8 +4362,8 @@
       </w:r>
       <w:r>
         <w:rPr>
-          <w:b w:val="true"/>
-          <w:bCs w:val="true"/>
+          <w:b/>
+          <w:bCs/>
           <w:color w:val="583E31"/>
         </w:rPr>
         <w:t xml:space="preserve">Tim Latimer:</w:t>
@@ -4388,8 +4387,8 @@
       </w:r>
       <w:r>
         <w:rPr>
-          <w:b w:val="true"/>
-          <w:bCs w:val="true"/>
+          <w:b/>
+          <w:bCs/>
           <w:color w:val="583E31"/>
         </w:rPr>
         <w:t xml:space="preserve">Tim Latimer:</w:t>
@@ -4413,8 +4412,8 @@
       </w:r>
       <w:r>
         <w:rPr>
-          <w:b w:val="true"/>
-          <w:bCs w:val="true"/>
+          <w:b/>
+          <w:bCs/>
           <w:color w:val="583E31"/>
         </w:rPr>
         <w:t xml:space="preserve">Tim Latimer:</w:t>
@@ -4447,8 +4446,8 @@
       </w:r>
       <w:r>
         <w:rPr>
-          <w:b w:val="true"/>
-          <w:bCs w:val="true"/>
+          <w:b/>
+          <w:bCs/>
           <w:color w:val="583E31"/>
         </w:rPr>
         <w:t xml:space="preserve">Tim Latimer:</w:t>
@@ -4472,8 +4471,8 @@
       </w:r>
       <w:r>
         <w:rPr>
-          <w:b w:val="true"/>
-          <w:bCs w:val="true"/>
+          <w:b/>
+          <w:bCs/>
           <w:color w:val="583E31"/>
         </w:rPr>
         <w:t xml:space="preserve">Tim Latimer:</w:t>
@@ -4497,8 +4496,8 @@
       </w:r>
       <w:r>
         <w:rPr>
-          <w:b w:val="true"/>
-          <w:bCs w:val="true"/>
+          <w:b/>
+          <w:bCs/>
           <w:color w:val="583E31"/>
         </w:rPr>
         <w:t xml:space="preserve">Tim Latimer:</w:t>
@@ -4531,9 +4530,9 @@
       </w:r>
       <w:r>
         <w:rPr>
-          <w:b w:val="true"/>
-          <w:bCs w:val="true"/>
-          <w:color w:val="DE4A1D"/>
+          <w:b/>
+          <w:bCs/>
+          <w:color w:val="DC7D3E"/>
         </w:rPr>
         <w:t xml:space="preserve">Victoria Beard Queen:</w:t>
       </w:r>
@@ -4556,8 +4555,8 @@
       </w:r>
       <w:r>
         <w:rPr>
-          <w:b w:val="true"/>
-          <w:bCs w:val="true"/>
+          <w:b/>
+          <w:bCs/>
           <w:color w:val="583E31"/>
         </w:rPr>
         <w:t xml:space="preserve">Tim Latimer:</w:t>
@@ -4581,9 +4580,9 @@
       </w:r>
       <w:r>
         <w:rPr>
-          <w:b w:val="true"/>
-          <w:bCs w:val="true"/>
-          <w:color w:val="72B372"/>
+          <w:b/>
+          <w:bCs/>
+          <w:color w:val="489872"/>
         </w:rPr>
         <w:t xml:space="preserve">AI:</w:t>
       </w:r>
@@ -4606,8 +4605,8 @@
       </w:r>
       <w:r>
         <w:rPr>
-          <w:b w:val="true"/>
-          <w:bCs w:val="true"/>
+          <w:b/>
+          <w:bCs/>
           <w:color w:val="583E31"/>
         </w:rPr>
         <w:t xml:space="preserve">Tim Latimer:</w:t>
@@ -4631,8 +4630,8 @@
       </w:r>
       <w:r>
         <w:rPr>
-          <w:b w:val="true"/>
-          <w:bCs w:val="true"/>
+          <w:b/>
+          <w:bCs/>
           <w:color w:val="583E31"/>
         </w:rPr>
         <w:t xml:space="preserve">Tim Latimer:</w:t>
@@ -4656,8 +4655,8 @@
       </w:r>
       <w:r>
         <w:rPr>
-          <w:b w:val="true"/>
-          <w:bCs w:val="true"/>
+          <w:b/>
+          <w:bCs/>
           <w:color w:val="583E31"/>
         </w:rPr>
         <w:t xml:space="preserve">Tim Latimer:</w:t>
@@ -4690,8 +4689,8 @@
       </w:r>
       <w:r>
         <w:rPr>
-          <w:b w:val="true"/>
-          <w:bCs w:val="true"/>
+          <w:b/>
+          <w:bCs/>
           <w:color w:val="583E31"/>
         </w:rPr>
         <w:t xml:space="preserve">Tim Latimer:</w:t>
@@ -4715,8 +4714,8 @@
       </w:r>
       <w:r>
         <w:rPr>
-          <w:b w:val="true"/>
-          <w:bCs w:val="true"/>
+          <w:b/>
+          <w:bCs/>
           <w:color w:val="583E31"/>
         </w:rPr>
         <w:t xml:space="preserve">Tim Latimer:</w:t>
@@ -4740,9 +4739,9 @@
       </w:r>
       <w:r>
         <w:rPr>
-          <w:b w:val="true"/>
-          <w:bCs w:val="true"/>
-          <w:color w:val="6600CC"/>
+          <w:b/>
+          <w:bCs/>
+          <w:color w:val="9C5DE1"/>
         </w:rPr>
         <w:t xml:space="preserve">David de Roode:</w:t>
       </w:r>
@@ -4765,9 +4764,9 @@
       </w:r>
       <w:r>
         <w:rPr>
-          <w:b w:val="true"/>
-          <w:bCs w:val="true"/>
-          <w:color w:val="6600CC"/>
+          <w:b/>
+          <w:bCs/>
+          <w:color w:val="9C5DE1"/>
         </w:rPr>
         <w:t xml:space="preserve">David de Roode:</w:t>
       </w:r>
@@ -4799,9 +4798,9 @@
       </w:r>
       <w:r>
         <w:rPr>
-          <w:b w:val="true"/>
-          <w:bCs w:val="true"/>
-          <w:color w:val="DE4A1D"/>
+          <w:b/>
+          <w:bCs/>
+          <w:color w:val="DC7D3E"/>
         </w:rPr>
         <w:t xml:space="preserve">Victoria Beard Queen:</w:t>
       </w:r>
@@ -4824,9 +4823,9 @@
       </w:r>
       <w:r>
         <w:rPr>
-          <w:b w:val="true"/>
-          <w:bCs w:val="true"/>
-          <w:color w:val="6600CC"/>
+          <w:b/>
+          <w:bCs/>
+          <w:color w:val="9C5DE1"/>
         </w:rPr>
         <w:t xml:space="preserve">David de Roode:</w:t>
       </w:r>
@@ -4849,9 +4848,9 @@
       </w:r>
       <w:r>
         <w:rPr>
-          <w:b w:val="true"/>
-          <w:bCs w:val="true"/>
-          <w:color w:val="DE4A1D"/>
+          <w:b/>
+          <w:bCs/>
+          <w:color w:val="DC7D3E"/>
         </w:rPr>
         <w:t xml:space="preserve">Victoria Beard Queen:</w:t>
       </w:r>
@@ -4874,9 +4873,9 @@
       </w:r>
       <w:r>
         <w:rPr>
-          <w:b w:val="true"/>
-          <w:bCs w:val="true"/>
-          <w:color w:val="6600CC"/>
+          <w:b/>
+          <w:bCs/>
+          <w:color w:val="9C5DE1"/>
         </w:rPr>
         <w:t xml:space="preserve">David de Roode:</w:t>
       </w:r>
@@ -4899,9 +4898,9 @@
       </w:r>
       <w:r>
         <w:rPr>
-          <w:b w:val="true"/>
-          <w:bCs w:val="true"/>
-          <w:color w:val="6600CC"/>
+          <w:b/>
+          <w:bCs/>
+          <w:color w:val="9C5DE1"/>
         </w:rPr>
         <w:t xml:space="preserve">David de Roode:</w:t>
       </w:r>
@@ -4924,8 +4923,8 @@
       </w:r>
       <w:r>
         <w:rPr>
-          <w:b w:val="true"/>
-          <w:bCs w:val="true"/>
+          <w:b/>
+          <w:bCs/>
           <w:color w:val="583E31"/>
         </w:rPr>
         <w:t xml:space="preserve">Tim Latimer:</w:t>
@@ -4949,8 +4948,8 @@
       </w:r>
       <w:r>
         <w:rPr>
-          <w:b w:val="true"/>
-          <w:bCs w:val="true"/>
+          <w:b/>
+          <w:bCs/>
           <w:color w:val="583E31"/>
         </w:rPr>
         <w:t xml:space="preserve">Tim Latimer:</w:t>
@@ -4983,8 +4982,8 @@
       </w:r>
       <w:r>
         <w:rPr>
-          <w:b w:val="true"/>
-          <w:bCs w:val="true"/>
+          <w:b/>
+          <w:bCs/>
           <w:color w:val="583E31"/>
         </w:rPr>
         <w:t xml:space="preserve">Tim Latimer:</w:t>
@@ -5008,8 +5007,8 @@
       </w:r>
       <w:r>
         <w:rPr>
-          <w:b w:val="true"/>
-          <w:bCs w:val="true"/>
+          <w:b/>
+          <w:bCs/>
           <w:color w:val="583E31"/>
         </w:rPr>
         <w:t xml:space="preserve">Tim Latimer:</w:t>
@@ -5042,8 +5041,8 @@
       </w:r>
       <w:r>
         <w:rPr>
-          <w:b w:val="true"/>
-          <w:bCs w:val="true"/>
+          <w:b/>
+          <w:bCs/>
           <w:color w:val="583E31"/>
         </w:rPr>
         <w:t xml:space="preserve">Tim Latimer:</w:t>
@@ -5067,8 +5066,8 @@
       </w:r>
       <w:r>
         <w:rPr>
-          <w:b w:val="true"/>
-          <w:bCs w:val="true"/>
+          <w:b/>
+          <w:bCs/>
           <w:color w:val="583E31"/>
         </w:rPr>
         <w:t xml:space="preserve">Tim Latimer:</w:t>
@@ -5092,8 +5091,8 @@
       </w:r>
       <w:r>
         <w:rPr>
-          <w:b w:val="true"/>
-          <w:bCs w:val="true"/>
+          <w:b/>
+          <w:bCs/>
           <w:color w:val="583E31"/>
         </w:rPr>
         <w:t xml:space="preserve">Tim Latimer:</w:t>
@@ -5126,8 +5125,8 @@
       </w:r>
       <w:r>
         <w:rPr>
-          <w:b w:val="true"/>
-          <w:bCs w:val="true"/>
+          <w:b/>
+          <w:bCs/>
           <w:color w:val="583E31"/>
         </w:rPr>
         <w:t xml:space="preserve">Tim Latimer:</w:t>
@@ -5151,8 +5150,8 @@
       </w:r>
       <w:r>
         <w:rPr>
-          <w:b w:val="true"/>
-          <w:bCs w:val="true"/>
+          <w:b/>
+          <w:bCs/>
           <w:color w:val="583E31"/>
         </w:rPr>
         <w:t xml:space="preserve">Tim Latimer:</w:t>
@@ -5176,8 +5175,8 @@
       </w:r>
       <w:r>
         <w:rPr>
-          <w:b w:val="true"/>
-          <w:bCs w:val="true"/>
+          <w:b/>
+          <w:bCs/>
           <w:color w:val="583E31"/>
         </w:rPr>
         <w:t xml:space="preserve">Tim Latimer:</w:t>
@@ -5201,9 +5200,9 @@
       </w:r>
       <w:r>
         <w:rPr>
-          <w:b w:val="true"/>
-          <w:bCs w:val="true"/>
-          <w:color w:val="6600CC"/>
+          <w:b/>
+          <w:bCs/>
+          <w:color w:val="9C5DE1"/>
         </w:rPr>
         <w:t xml:space="preserve">David de Roode:</w:t>
       </w:r>
@@ -5235,9 +5234,9 @@
       </w:r>
       <w:r>
         <w:rPr>
-          <w:b w:val="true"/>
-          <w:bCs w:val="true"/>
-          <w:color w:val="6600CC"/>
+          <w:b/>
+          <w:bCs/>
+          <w:color w:val="9C5DE1"/>
         </w:rPr>
         <w:t xml:space="preserve">David de Roode:</w:t>
       </w:r>
@@ -5260,9 +5259,9 @@
       </w:r>
       <w:r>
         <w:rPr>
-          <w:b w:val="true"/>
-          <w:bCs w:val="true"/>
-          <w:color w:val="6600CC"/>
+          <w:b/>
+          <w:bCs/>
+          <w:color w:val="9C5DE1"/>
         </w:rPr>
         <w:t xml:space="preserve">David de Roode:</w:t>
       </w:r>
@@ -5285,8 +5284,8 @@
       </w:r>
       <w:r>
         <w:rPr>
-          <w:b w:val="true"/>
-          <w:bCs w:val="true"/>
+          <w:b/>
+          <w:bCs/>
           <w:color w:val="583E31"/>
         </w:rPr>
         <w:t xml:space="preserve">Tim Latimer:</w:t>
@@ -5319,8 +5318,8 @@
       </w:r>
       <w:r>
         <w:rPr>
-          <w:b w:val="true"/>
-          <w:bCs w:val="true"/>
+          <w:b/>
+          <w:bCs/>
           <w:color w:val="583E31"/>
         </w:rPr>
         <w:t xml:space="preserve">Tim Latimer:</w:t>
@@ -5344,8 +5343,8 @@
       </w:r>
       <w:r>
         <w:rPr>
-          <w:b w:val="true"/>
-          <w:bCs w:val="true"/>
+          <w:b/>
+          <w:bCs/>
           <w:color w:val="583E31"/>
         </w:rPr>
         <w:t xml:space="preserve">Tim Latimer:</w:t>
@@ -5369,8 +5368,8 @@
       </w:r>
       <w:r>
         <w:rPr>
-          <w:b w:val="true"/>
-          <w:bCs w:val="true"/>
+          <w:b/>
+          <w:bCs/>
           <w:color w:val="583E31"/>
         </w:rPr>
         <w:t xml:space="preserve">Tim Latimer:</w:t>
@@ -5403,8 +5402,8 @@
       </w:r>
       <w:r>
         <w:rPr>
-          <w:b w:val="true"/>
-          <w:bCs w:val="true"/>
+          <w:b/>
+          <w:bCs/>
           <w:color w:val="583E31"/>
         </w:rPr>
         <w:t xml:space="preserve">Tim Latimer:</w:t>
@@ -5428,9 +5427,9 @@
       </w:r>
       <w:r>
         <w:rPr>
-          <w:b w:val="true"/>
-          <w:bCs w:val="true"/>
-          <w:color w:val="6600CC"/>
+          <w:b/>
+          <w:bCs/>
+          <w:color w:val="9C5DE1"/>
         </w:rPr>
         <w:t xml:space="preserve">David de Roode:</w:t>
       </w:r>
@@ -5453,8 +5452,8 @@
       </w:r>
       <w:r>
         <w:rPr>
-          <w:b w:val="true"/>
-          <w:bCs w:val="true"/>
+          <w:b/>
+          <w:bCs/>
           <w:color w:val="583E31"/>
         </w:rPr>
         <w:t xml:space="preserve">Tim Latimer:</w:t>
@@ -5478,9 +5477,9 @@
       </w:r>
       <w:r>
         <w:rPr>
-          <w:b w:val="true"/>
-          <w:bCs w:val="true"/>
-          <w:color w:val="6600CC"/>
+          <w:b/>
+          <w:bCs/>
+          <w:color w:val="9C5DE1"/>
         </w:rPr>
         <w:t xml:space="preserve">David de Roode:</w:t>
       </w:r>
@@ -5503,9 +5502,9 @@
       </w:r>
       <w:r>
         <w:rPr>
-          <w:b w:val="true"/>
-          <w:bCs w:val="true"/>
-          <w:color w:val="6600CC"/>
+          <w:b/>
+          <w:bCs/>
+          <w:color w:val="9C5DE1"/>
         </w:rPr>
         <w:t xml:space="preserve">David de Roode:</w:t>
       </w:r>
@@ -5528,8 +5527,8 @@
       </w:r>
       <w:r>
         <w:rPr>
-          <w:b w:val="true"/>
-          <w:bCs w:val="true"/>
+          <w:b/>
+          <w:bCs/>
           <w:color w:val="583E31"/>
         </w:rPr>
         <w:t xml:space="preserve">Tim Latimer:</w:t>
@@ -5553,8 +5552,8 @@
       </w:r>
       <w:r>
         <w:rPr>
-          <w:b w:val="true"/>
-          <w:bCs w:val="true"/>
+          <w:b/>
+          <w:bCs/>
           <w:color w:val="583E31"/>
         </w:rPr>
         <w:t xml:space="preserve">Tim Latimer:</w:t>
@@ -5587,8 +5586,8 @@
       </w:r>
       <w:r>
         <w:rPr>
-          <w:b w:val="true"/>
-          <w:bCs w:val="true"/>
+          <w:b/>
+          <w:bCs/>
           <w:color w:val="583E31"/>
         </w:rPr>
         <w:t xml:space="preserve">Tim Latimer:</w:t>
@@ -5612,8 +5611,8 @@
       </w:r>
       <w:r>
         <w:rPr>
-          <w:b w:val="true"/>
-          <w:bCs w:val="true"/>
+          <w:b/>
+          <w:bCs/>
           <w:color w:val="583E31"/>
         </w:rPr>
         <w:t xml:space="preserve">Tim Latimer:</w:t>
@@ -5637,8 +5636,8 @@
       </w:r>
       <w:r>
         <w:rPr>
-          <w:b w:val="true"/>
-          <w:bCs w:val="true"/>
+          <w:b/>
+          <w:bCs/>
           <w:color w:val="583E31"/>
         </w:rPr>
         <w:t xml:space="preserve">Tim Latimer:</w:t>
@@ -5671,8 +5670,8 @@
       </w:r>
       <w:r>
         <w:rPr>
-          <w:b w:val="true"/>
-          <w:bCs w:val="true"/>
+          <w:b/>
+          <w:bCs/>
           <w:color w:val="583E31"/>
         </w:rPr>
         <w:t xml:space="preserve">Tim Latimer:</w:t>
@@ -5696,9 +5695,9 @@
       </w:r>
       <w:r>
         <w:rPr>
-          <w:b w:val="true"/>
-          <w:bCs w:val="true"/>
-          <w:color w:val="6600CC"/>
+          <w:b/>
+          <w:bCs/>
+          <w:color w:val="9C5DE1"/>
         </w:rPr>
         <w:t xml:space="preserve">David de Roode:</w:t>
       </w:r>
@@ -5721,9 +5720,9 @@
       </w:r>
       <w:r>
         <w:rPr>
-          <w:b w:val="true"/>
-          <w:bCs w:val="true"/>
-          <w:color w:val="6600CC"/>
+          <w:b/>
+          <w:bCs/>
+          <w:color w:val="9C5DE1"/>
         </w:rPr>
         <w:t xml:space="preserve">David de Roode:</w:t>
       </w:r>
@@ -5746,8 +5745,8 @@
       </w:r>
       <w:r>
         <w:rPr>
-          <w:b w:val="true"/>
-          <w:bCs w:val="true"/>
+          <w:b/>
+          <w:bCs/>
           <w:color w:val="583E31"/>
         </w:rPr>
         <w:t xml:space="preserve">Tim Latimer:</w:t>
@@ -5771,9 +5770,9 @@
       </w:r>
       <w:r>
         <w:rPr>
-          <w:b w:val="true"/>
-          <w:bCs w:val="true"/>
-          <w:color w:val="6600CC"/>
+          <w:b/>
+          <w:bCs/>
+          <w:color w:val="9C5DE1"/>
         </w:rPr>
         <w:t xml:space="preserve">David de Roode:</w:t>
       </w:r>
@@ -5796,8 +5795,8 @@
       </w:r>
       <w:r>
         <w:rPr>
-          <w:b w:val="true"/>
-          <w:bCs w:val="true"/>
+          <w:b/>
+          <w:bCs/>
           <w:color w:val="583E31"/>
         </w:rPr>
         <w:t xml:space="preserve">Tim Latimer:</w:t>
@@ -5821,8 +5820,8 @@
       </w:r>
       <w:r>
         <w:rPr>
-          <w:b w:val="true"/>
-          <w:bCs w:val="true"/>
+          <w:b/>
+          <w:bCs/>
           <w:color w:val="583E31"/>
         </w:rPr>
         <w:t xml:space="preserve">Tim Latimer:</w:t>
@@ -5846,8 +5845,8 @@
       </w:r>
       <w:r>
         <w:rPr>
-          <w:b w:val="true"/>
-          <w:bCs w:val="true"/>
+          <w:b/>
+          <w:bCs/>
           <w:color w:val="583E31"/>
         </w:rPr>
         <w:t xml:space="preserve">Tim Latimer:</w:t>
@@ -5880,8 +5879,8 @@
       </w:r>
       <w:r>
         <w:rPr>
-          <w:b w:val="true"/>
-          <w:bCs w:val="true"/>
+          <w:b/>
+          <w:bCs/>
           <w:color w:val="583E31"/>
         </w:rPr>
         <w:t xml:space="preserve">Tim Latimer:</w:t>
@@ -5905,8 +5904,8 @@
       </w:r>
       <w:r>
         <w:rPr>
-          <w:b w:val="true"/>
-          <w:bCs w:val="true"/>
+          <w:b/>
+          <w:bCs/>
           <w:color w:val="583E31"/>
         </w:rPr>
         <w:t xml:space="preserve">Tim Latimer:</w:t>
@@ -5930,9 +5929,9 @@
       </w:r>
       <w:r>
         <w:rPr>
-          <w:b w:val="true"/>
-          <w:bCs w:val="true"/>
-          <w:color w:val="6600CC"/>
+          <w:b/>
+          <w:bCs/>
+          <w:color w:val="9C5DE1"/>
         </w:rPr>
         <w:t xml:space="preserve">David de Roode:</w:t>
       </w:r>
@@ -5955,8 +5954,8 @@
       </w:r>
       <w:r>
         <w:rPr>
-          <w:b w:val="true"/>
-          <w:bCs w:val="true"/>
+          <w:b/>
+          <w:bCs/>
           <w:color w:val="583E31"/>
         </w:rPr>
         <w:t xml:space="preserve">Tim Latimer:</w:t>
@@ -5989,8 +5988,8 @@
       </w:r>
       <w:r>
         <w:rPr>
-          <w:b w:val="true"/>
-          <w:bCs w:val="true"/>
+          <w:b/>
+          <w:bCs/>
           <w:color w:val="583E31"/>
         </w:rPr>
         <w:t xml:space="preserve">Tim Latimer:</w:t>
@@ -6014,8 +6013,8 @@
       </w:r>
       <w:r>
         <w:rPr>
-          <w:b w:val="true"/>
-          <w:bCs w:val="true"/>
+          <w:b/>
+          <w:bCs/>
           <w:color w:val="583E31"/>
         </w:rPr>
         <w:t xml:space="preserve">Tim Latimer:</w:t>
@@ -6039,9 +6038,9 @@
       </w:r>
       <w:r>
         <w:rPr>
-          <w:b w:val="true"/>
-          <w:bCs w:val="true"/>
-          <w:color w:val="6600CC"/>
+          <w:b/>
+          <w:bCs/>
+          <w:color w:val="9C5DE1"/>
         </w:rPr>
         <w:t xml:space="preserve">David de Roode:</w:t>
       </w:r>
@@ -6064,8 +6063,8 @@
       </w:r>
       <w:r>
         <w:rPr>
-          <w:b w:val="true"/>
-          <w:bCs w:val="true"/>
+          <w:b/>
+          <w:bCs/>
           <w:color w:val="583E31"/>
         </w:rPr>
         <w:t xml:space="preserve">Tim Latimer:</w:t>
@@ -6089,8 +6088,8 @@
       </w:r>
       <w:r>
         <w:rPr>
-          <w:b w:val="true"/>
-          <w:bCs w:val="true"/>
+          <w:b/>
+          <w:bCs/>
           <w:color w:val="583E31"/>
         </w:rPr>
         <w:t xml:space="preserve">Tim Latimer:</w:t>
@@ -6123,9 +6122,9 @@
       </w:r>
       <w:r>
         <w:rPr>
-          <w:b w:val="true"/>
-          <w:bCs w:val="true"/>
-          <w:color w:val="6600CC"/>
+          <w:b/>
+          <w:bCs/>
+          <w:color w:val="9C5DE1"/>
         </w:rPr>
         <w:t xml:space="preserve">David de Roode:</w:t>
       </w:r>
@@ -6148,8 +6147,8 @@
       </w:r>
       <w:r>
         <w:rPr>
-          <w:b w:val="true"/>
-          <w:bCs w:val="true"/>
+          <w:b/>
+          <w:bCs/>
           <w:color w:val="583E31"/>
         </w:rPr>
         <w:t xml:space="preserve">Tim Latimer:</w:t>
@@ -6173,9 +6172,9 @@
       </w:r>
       <w:r>
         <w:rPr>
-          <w:b w:val="true"/>
-          <w:bCs w:val="true"/>
-          <w:color w:val="6600CC"/>
+          <w:b/>
+          <w:bCs/>
+          <w:color w:val="9C5DE1"/>
         </w:rPr>
         <w:t xml:space="preserve">David de Roode:</w:t>
       </w:r>
@@ -6198,9 +6197,9 @@
       </w:r>
       <w:r>
         <w:rPr>
-          <w:b w:val="true"/>
-          <w:bCs w:val="true"/>
-          <w:color w:val="DE4A1D"/>
+          <w:b/>
+          <w:bCs/>
+          <w:color w:val="DC7D3E"/>
         </w:rPr>
         <w:t xml:space="preserve">Victoria Beard Queen:</w:t>
       </w:r>
@@ -6223,9 +6222,9 @@
       </w:r>
       <w:r>
         <w:rPr>
-          <w:b w:val="true"/>
-          <w:bCs w:val="true"/>
-          <w:color w:val="6600CC"/>
+          <w:b/>
+          <w:bCs/>
+          <w:color w:val="9C5DE1"/>
         </w:rPr>
         <w:t xml:space="preserve">David de Roode:</w:t>
       </w:r>
@@ -6248,9 +6247,9 @@
       </w:r>
       <w:r>
         <w:rPr>
-          <w:b w:val="true"/>
-          <w:bCs w:val="true"/>
-          <w:color w:val="DE4A1D"/>
+          <w:b/>
+          <w:bCs/>
+          <w:color w:val="DC7D3E"/>
         </w:rPr>
         <w:t xml:space="preserve">Victoria Beard Queen:</w:t>
       </w:r>
@@ -6273,9 +6272,9 @@
       </w:r>
       <w:r>
         <w:rPr>
-          <w:b w:val="true"/>
-          <w:bCs w:val="true"/>
-          <w:color w:val="6600CC"/>
+          <w:b/>
+          <w:bCs/>
+          <w:color w:val="9C5DE1"/>
         </w:rPr>
         <w:t xml:space="preserve">David de Roode:</w:t>
       </w:r>
@@ -6298,9 +6297,9 @@
       </w:r>
       <w:r>
         <w:rPr>
-          <w:b w:val="true"/>
-          <w:bCs w:val="true"/>
-          <w:color w:val="6600CC"/>
+          <w:b/>
+          <w:bCs/>
+          <w:color w:val="9C5DE1"/>
         </w:rPr>
         <w:t xml:space="preserve">David de Roode:</w:t>
       </w:r>
@@ -6323,9 +6322,9 @@
       </w:r>
       <w:r>
         <w:rPr>
-          <w:b w:val="true"/>
-          <w:bCs w:val="true"/>
-          <w:color w:val="DE4A1D"/>
+          <w:b/>
+          <w:bCs/>
+          <w:color w:val="DC7D3E"/>
         </w:rPr>
         <w:t xml:space="preserve">Victoria Beard Queen:</w:t>
       </w:r>
@@ -6348,9 +6347,9 @@
       </w:r>
       <w:r>
         <w:rPr>
-          <w:b w:val="true"/>
-          <w:bCs w:val="true"/>
-          <w:color w:val="6600CC"/>
+          <w:b/>
+          <w:bCs/>
+          <w:color w:val="9C5DE1"/>
         </w:rPr>
         <w:t xml:space="preserve">David de Roode:</w:t>
       </w:r>
@@ -6373,8 +6372,8 @@
       </w:r>
       <w:r>
         <w:rPr>
-          <w:b w:val="true"/>
-          <w:bCs w:val="true"/>
+          <w:b/>
+          <w:bCs/>
           <w:color w:val="583E31"/>
         </w:rPr>
         <w:t xml:space="preserve">Tim Latimer:</w:t>
@@ -6398,8 +6397,8 @@
       </w:r>
       <w:r>
         <w:rPr>
-          <w:b w:val="true"/>
-          <w:bCs w:val="true"/>
+          <w:b/>
+          <w:bCs/>
           <w:color w:val="583E31"/>
         </w:rPr>
         <w:t xml:space="preserve">Tim Latimer:</w:t>
@@ -6423,8 +6422,8 @@
       </w:r>
       <w:r>
         <w:rPr>
-          <w:b w:val="true"/>
-          <w:bCs w:val="true"/>
+          <w:b/>
+          <w:bCs/>
           <w:color w:val="583E31"/>
         </w:rPr>
         <w:t xml:space="preserve">Tim Latimer:</w:t>
@@ -6457,9 +6456,9 @@
       </w:r>
       <w:r>
         <w:rPr>
-          <w:b w:val="true"/>
-          <w:bCs w:val="true"/>
-          <w:color w:val="6600CC"/>
+          <w:b/>
+          <w:bCs/>
+          <w:color w:val="9C5DE1"/>
         </w:rPr>
         <w:t xml:space="preserve">David de Roode:</w:t>
       </w:r>
@@ -6482,8 +6481,8 @@
       </w:r>
       <w:r>
         <w:rPr>
-          <w:b w:val="true"/>
-          <w:bCs w:val="true"/>
+          <w:b/>
+          <w:bCs/>
           <w:color w:val="583E31"/>
         </w:rPr>
         <w:t xml:space="preserve">Tim Latimer:</w:t>
@@ -6507,8 +6506,8 @@
       </w:r>
       <w:r>
         <w:rPr>
-          <w:b w:val="true"/>
-          <w:bCs w:val="true"/>
+          <w:b/>
+          <w:bCs/>
           <w:color w:val="583E31"/>
         </w:rPr>
         <w:t xml:space="preserve">Tim Latimer:</w:t>
@@ -6532,8 +6531,8 @@
       </w:r>
       <w:r>
         <w:rPr>
-          <w:b w:val="true"/>
-          <w:bCs w:val="true"/>
+          <w:b/>
+          <w:bCs/>
           <w:color w:val="583E31"/>
         </w:rPr>
         <w:t xml:space="preserve">Tim Latimer:</w:t>
@@ -6566,8 +6565,8 @@
       </w:r>
       <w:r>
         <w:rPr>
-          <w:b w:val="true"/>
-          <w:bCs w:val="true"/>
+          <w:b/>
+          <w:bCs/>
           <w:color w:val="583E31"/>
         </w:rPr>
         <w:t xml:space="preserve">Tim Latimer:</w:t>
@@ -6591,8 +6590,8 @@
       </w:r>
       <w:r>
         <w:rPr>
-          <w:b w:val="true"/>
-          <w:bCs w:val="true"/>
+          <w:b/>
+          <w:bCs/>
           <w:color w:val="583E31"/>
         </w:rPr>
         <w:t xml:space="preserve">Tim Latimer:</w:t>
@@ -6616,9 +6615,9 @@
       </w:r>
       <w:r>
         <w:rPr>
-          <w:b w:val="true"/>
-          <w:bCs w:val="true"/>
-          <w:color w:val="6600CC"/>
+          <w:b/>
+          <w:bCs/>
+          <w:color w:val="9C5DE1"/>
         </w:rPr>
         <w:t xml:space="preserve">David de Roode:</w:t>
       </w:r>
@@ -6641,9 +6640,9 @@
       </w:r>
       <w:r>
         <w:rPr>
-          <w:b w:val="true"/>
-          <w:bCs w:val="true"/>
-          <w:color w:val="DE4A1D"/>
+          <w:b/>
+          <w:bCs/>
+          <w:color w:val="DC7D3E"/>
         </w:rPr>
         <w:t xml:space="preserve">Victoria Beard Queen:</w:t>
       </w:r>
@@ -6666,9 +6665,9 @@
       </w:r>
       <w:r>
         <w:rPr>
-          <w:b w:val="true"/>
-          <w:bCs w:val="true"/>
-          <w:color w:val="DE4A1D"/>
+          <w:b/>
+          <w:bCs/>
+          <w:color w:val="DC7D3E"/>
         </w:rPr>
         <w:t xml:space="preserve">Victoria Beard Queen:</w:t>
       </w:r>
@@ -6691,8 +6690,8 @@
       </w:r>
       <w:r>
         <w:rPr>
-          <w:b w:val="true"/>
-          <w:bCs w:val="true"/>
+          <w:b/>
+          <w:bCs/>
           <w:color w:val="583E31"/>
         </w:rPr>
         <w:t xml:space="preserve">Tim Latimer:</w:t>
@@ -6716,9 +6715,9 @@
       </w:r>
       <w:r>
         <w:rPr>
-          <w:b w:val="true"/>
-          <w:bCs w:val="true"/>
-          <w:color w:val="DE4A1D"/>
+          <w:b/>
+          <w:bCs/>
+          <w:color w:val="DC7D3E"/>
         </w:rPr>
         <w:t xml:space="preserve">Victoria Beard Queen:</w:t>
       </w:r>
@@ -6741,8 +6740,8 @@
       </w:r>
       <w:r>
         <w:rPr>
-          <w:b w:val="true"/>
-          <w:bCs w:val="true"/>
+          <w:b/>
+          <w:bCs/>
           <w:color w:val="583E31"/>
         </w:rPr>
         <w:t xml:space="preserve">Tim Latimer:</w:t>
@@ -6766,9 +6765,9 @@
       </w:r>
       <w:r>
         <w:rPr>
-          <w:b w:val="true"/>
-          <w:bCs w:val="true"/>
-          <w:color w:val="DE4A1D"/>
+          <w:b/>
+          <w:bCs/>
+          <w:color w:val="DC7D3E"/>
         </w:rPr>
         <w:t xml:space="preserve">Victoria Beard Queen:</w:t>
       </w:r>
@@ -6791,8 +6790,8 @@
       </w:r>
       <w:r>
         <w:rPr>
-          <w:b w:val="true"/>
-          <w:bCs w:val="true"/>
+          <w:b/>
+          <w:bCs/>
           <w:color w:val="583E31"/>
         </w:rPr>
         <w:t xml:space="preserve">Tim Latimer:</w:t>
@@ -6825,8 +6824,8 @@
       </w:r>
       <w:r>
         <w:rPr>
-          <w:b w:val="true"/>
-          <w:bCs w:val="true"/>
+          <w:b/>
+          <w:bCs/>
           <w:color w:val="583E31"/>
         </w:rPr>
         <w:t xml:space="preserve">Tim Latimer:</w:t>
@@ -6850,8 +6849,8 @@
       </w:r>
       <w:r>
         <w:rPr>
-          <w:b w:val="true"/>
-          <w:bCs w:val="true"/>
+          <w:b/>
+          <w:bCs/>
           <w:color w:val="583E31"/>
         </w:rPr>
         <w:t xml:space="preserve">Tim Latimer:</w:t>
@@ -6884,8 +6883,8 @@
       </w:r>
       <w:r>
         <w:rPr>
-          <w:b w:val="true"/>
-          <w:bCs w:val="true"/>
+          <w:b/>
+          <w:bCs/>
           <w:color w:val="583E31"/>
         </w:rPr>
         <w:t xml:space="preserve">Tim Latimer:</w:t>
@@ -6909,8 +6908,8 @@
       </w:r>
       <w:r>
         <w:rPr>
-          <w:b w:val="true"/>
-          <w:bCs w:val="true"/>
+          <w:b/>
+          <w:bCs/>
           <w:color w:val="583E31"/>
         </w:rPr>
         <w:t xml:space="preserve">Tim Latimer:</w:t>
@@ -6934,9 +6933,9 @@
       </w:r>
       <w:r>
         <w:rPr>
-          <w:b w:val="true"/>
-          <w:bCs w:val="true"/>
-          <w:color w:val="DE4A1D"/>
+          <w:b/>
+          <w:bCs/>
+          <w:color w:val="DC7D3E"/>
         </w:rPr>
         <w:t xml:space="preserve">Victoria Beard Queen:</w:t>
       </w:r>
@@ -6959,8 +6958,8 @@
       </w:r>
       <w:r>
         <w:rPr>
-          <w:b w:val="true"/>
-          <w:bCs w:val="true"/>
+          <w:b/>
+          <w:bCs/>
           <w:color w:val="583E31"/>
         </w:rPr>
         <w:t xml:space="preserve">Tim Latimer:</w:t>
@@ -6984,9 +6983,9 @@
       </w:r>
       <w:r>
         <w:rPr>
-          <w:b w:val="true"/>
-          <w:bCs w:val="true"/>
-          <w:color w:val="DE4A1D"/>
+          <w:b/>
+          <w:bCs/>
+          <w:color w:val="DC7D3E"/>
         </w:rPr>
         <w:t xml:space="preserve">Victoria Beard Queen:</w:t>
       </w:r>
@@ -7009,8 +7008,8 @@
       </w:r>
       <w:r>
         <w:rPr>
-          <w:b w:val="true"/>
-          <w:bCs w:val="true"/>
+          <w:b/>
+          <w:bCs/>
           <w:color w:val="583E31"/>
         </w:rPr>
         <w:t xml:space="preserve">Tim Latimer:</w:t>
@@ -7034,9 +7033,9 @@
       </w:r>
       <w:r>
         <w:rPr>
-          <w:b w:val="true"/>
-          <w:bCs w:val="true"/>
-          <w:color w:val="6600CC"/>
+          <w:b/>
+          <w:bCs/>
+          <w:color w:val="9C5DE1"/>
         </w:rPr>
         <w:t xml:space="preserve">David de Roode:</w:t>
       </w:r>
@@ -7059,9 +7058,9 @@
       </w:r>
       <w:r>
         <w:rPr>
-          <w:b w:val="true"/>
-          <w:bCs w:val="true"/>
-          <w:color w:val="6600CC"/>
+          <w:b/>
+          <w:bCs/>
+          <w:color w:val="9C5DE1"/>
         </w:rPr>
         <w:t xml:space="preserve">David de Roode:</w:t>
       </w:r>
@@ -7093,8 +7092,8 @@
       </w:r>
       <w:r>
         <w:rPr>
-          <w:b w:val="true"/>
-          <w:bCs w:val="true"/>
+          <w:b/>
+          <w:bCs/>
           <w:color w:val="583E31"/>
         </w:rPr>
         <w:t xml:space="preserve">Tim Latimer:</w:t>
@@ -7118,8 +7117,8 @@
       </w:r>
       <w:r>
         <w:rPr>
-          <w:b w:val="true"/>
-          <w:bCs w:val="true"/>
+          <w:b/>
+          <w:bCs/>
           <w:color w:val="583E31"/>
         </w:rPr>
         <w:t xml:space="preserve">Tim Latimer:</w:t>
@@ -7143,8 +7142,8 @@
       </w:r>
       <w:r>
         <w:rPr>
-          <w:b w:val="true"/>
-          <w:bCs w:val="true"/>
+          <w:b/>
+          <w:bCs/>
           <w:color w:val="583E31"/>
         </w:rPr>
         <w:t xml:space="preserve">Tim Latimer:</w:t>
@@ -7168,8 +7167,8 @@
       </w:r>
       <w:r>
         <w:rPr>
-          <w:b w:val="true"/>
-          <w:bCs w:val="true"/>
+          <w:b/>
+          <w:bCs/>
           <w:color w:val="583E31"/>
         </w:rPr>
         <w:t xml:space="preserve">Tim Latimer:</w:t>
@@ -7202,8 +7201,8 @@
       </w:r>
       <w:r>
         <w:rPr>
-          <w:b w:val="true"/>
-          <w:bCs w:val="true"/>
+          <w:b/>
+          <w:bCs/>
           <w:color w:val="583E31"/>
         </w:rPr>
         <w:t xml:space="preserve">Tim Latimer:</w:t>
@@ -7227,8 +7226,8 @@
       </w:r>
       <w:r>
         <w:rPr>
-          <w:b w:val="true"/>
-          <w:bCs w:val="true"/>
+          <w:b/>
+          <w:bCs/>
           <w:color w:val="583E31"/>
         </w:rPr>
         <w:t xml:space="preserve">Tim Latimer:</w:t>
@@ -7252,8 +7251,8 @@
       </w:r>
       <w:r>
         <w:rPr>
-          <w:b w:val="true"/>
-          <w:bCs w:val="true"/>
+          <w:b/>
+          <w:bCs/>
           <w:color w:val="583E31"/>
         </w:rPr>
         <w:t xml:space="preserve">Tim Latimer:</w:t>
@@ -7286,8 +7285,8 @@
       </w:r>
       <w:r>
         <w:rPr>
-          <w:b w:val="true"/>
-          <w:bCs w:val="true"/>
+          <w:b/>
+          <w:bCs/>
           <w:color w:val="583E31"/>
         </w:rPr>
         <w:t xml:space="preserve">Tim Latimer:</w:t>
@@ -7311,9 +7310,9 @@
       </w:r>
       <w:r>
         <w:rPr>
-          <w:b w:val="true"/>
-          <w:bCs w:val="true"/>
-          <w:color w:val="DE4A1D"/>
+          <w:b/>
+          <w:bCs/>
+          <w:color w:val="DC7D3E"/>
         </w:rPr>
         <w:t xml:space="preserve">Victoria Beard Queen:</w:t>
       </w:r>
@@ -7336,9 +7335,9 @@
       </w:r>
       <w:r>
         <w:rPr>
-          <w:b w:val="true"/>
-          <w:bCs w:val="true"/>
-          <w:color w:val="6600CC"/>
+          <w:b/>
+          <w:bCs/>
+          <w:color w:val="9C5DE1"/>
         </w:rPr>
         <w:t xml:space="preserve">David de Roode:</w:t>
       </w:r>
@@ -7361,9 +7360,9 @@
       </w:r>
       <w:r>
         <w:rPr>
-          <w:b w:val="true"/>
-          <w:bCs w:val="true"/>
-          <w:color w:val="DE4A1D"/>
+          <w:b/>
+          <w:bCs/>
+          <w:color w:val="DC7D3E"/>
         </w:rPr>
         <w:t xml:space="preserve">Victoria Beard Queen:</w:t>
       </w:r>
@@ -7386,9 +7385,9 @@
       </w:r>
       <w:r>
         <w:rPr>
-          <w:b w:val="true"/>
-          <w:bCs w:val="true"/>
-          <w:color w:val="6600CC"/>
+          <w:b/>
+          <w:bCs/>
+          <w:color w:val="9C5DE1"/>
         </w:rPr>
         <w:t xml:space="preserve">David de Roode:</w:t>
       </w:r>
@@ -7411,8 +7410,8 @@
       </w:r>
       <w:r>
         <w:rPr>
-          <w:b w:val="true"/>
-          <w:bCs w:val="true"/>
+          <w:b/>
+          <w:bCs/>
           <w:color w:val="583E31"/>
         </w:rPr>
         <w:t xml:space="preserve">Tim Latimer:</w:t>
@@ -7436,9 +7435,9 @@
       </w:r>
       <w:r>
         <w:rPr>
-          <w:b w:val="true"/>
-          <w:bCs w:val="true"/>
-          <w:color w:val="6600CC"/>
+          <w:b/>
+          <w:bCs/>
+          <w:color w:val="9C5DE1"/>
         </w:rPr>
         <w:t xml:space="preserve">David de Roode:</w:t>
       </w:r>
@@ -7461,8 +7460,8 @@
       </w:r>
       <w:r>
         <w:rPr>
-          <w:b w:val="true"/>
-          <w:bCs w:val="true"/>
+          <w:b/>
+          <w:bCs/>
           <w:color w:val="583E31"/>
         </w:rPr>
         <w:t xml:space="preserve">Tim Latimer:</w:t>
@@ -7486,9 +7485,9 @@
       </w:r>
       <w:r>
         <w:rPr>
-          <w:b w:val="true"/>
-          <w:bCs w:val="true"/>
-          <w:color w:val="6600CC"/>
+          <w:b/>
+          <w:bCs/>
+          <w:color w:val="9C5DE1"/>
         </w:rPr>
         <w:t xml:space="preserve">David de Roode:</w:t>
       </w:r>
@@ -7511,8 +7510,8 @@
       </w:r>
       <w:r>
         <w:rPr>
-          <w:b w:val="true"/>
-          <w:bCs w:val="true"/>
+          <w:b/>
+          <w:bCs/>
           <w:color w:val="583E31"/>
         </w:rPr>
         <w:t xml:space="preserve">Tim Latimer:</w:t>
@@ -7536,9 +7535,9 @@
       </w:r>
       <w:r>
         <w:rPr>
-          <w:b w:val="true"/>
-          <w:bCs w:val="true"/>
-          <w:color w:val="6600CC"/>
+          <w:b/>
+          <w:bCs/>
+          <w:color w:val="9C5DE1"/>
         </w:rPr>
         <w:t xml:space="preserve">David de Roode:</w:t>
       </w:r>
@@ -7561,8 +7560,8 @@
       </w:r>
       <w:r>
         <w:rPr>
-          <w:b w:val="true"/>
-          <w:bCs w:val="true"/>
+          <w:b/>
+          <w:bCs/>
           <w:color w:val="583E31"/>
         </w:rPr>
         <w:t xml:space="preserve">Tim Latimer:</w:t>
@@ -7586,9 +7585,9 @@
       </w:r>
       <w:r>
         <w:rPr>
-          <w:b w:val="true"/>
-          <w:bCs w:val="true"/>
-          <w:color w:val="6600CC"/>
+          <w:b/>
+          <w:bCs/>
+          <w:color w:val="9C5DE1"/>
         </w:rPr>
         <w:t xml:space="preserve">David de Roode:</w:t>
       </w:r>
@@ -7598,13 +7597,53 @@
     </w:p>
     <w:sectPr>
       <w:pgSz w:w="11906" w:h="16838" w:orient="portrait"/>
-      <w:pgMar w:top="1440" w:right="1440" w:bottom="1440" w:left="1440" w:header="708" w:footer="708" w:gutter="0" w:mirrorMargins="false"/>
-      <w:cols w:space="708" w:num="1" w:sep="false"/>
+      <w:pgMar w:top="1440" w:right="1440" w:bottom="1440" w:left="1440" w:header="708" w:footer="708" w:gutter="0"/>
+      <w:pgNumType/>
       <w:docGrid w:linePitch="360"/>
-      <w:pgNumType/>
     </w:sectPr>
   </w:body>
 </w:document>
+</file>
+
+<file path=word/comments.xml><?xml version="1.0" encoding="utf-8"?>
+<w:comments xmlns:cx="http://schemas.microsoft.com/office/drawing/2014/chartex" xmlns:cx1="http://schemas.microsoft.com/office/drawing/2015/9/8/chartex" xmlns:cx2="http://schemas.microsoft.com/office/drawing/2015/10/21/chartex" xmlns:cx3="http://schemas.microsoft.com/office/drawing/2016/5/9/chartex" xmlns:cx4="http://schemas.microsoft.com/office/drawing/2016/5/10/chartex" xmlns:cx5="http://schemas.microsoft.com/office/drawing/2016/5/11/chartex" xmlns:cx6="http://schemas.microsoft.com/office/drawing/2016/5/12/chartex" xmlns:cx7="http://schemas.microsoft.com/office/drawing/2016/5/13/chartex" xmlns:cx8="http://schemas.microsoft.com/office/drawing/2016/5/14/chartex" xmlns:mc="http://schemas.openxmlformats.org/markup-compatibility/2006" xmlns:aink="http://schemas.microsoft.com/office/drawing/2016/ink" xmlns:am3d="http://schemas.microsoft.com/office/drawing/2017/model3d" xmlns:o="urn:schemas-microsoft-com:office:office" xmlns:r="http://schemas.openxmlformats.org/officeDocument/2006/relationships" xmlns:m="http://schemas.openxmlformats.org/officeDocument/2006/math" xmlns:v="urn:schemas-microsoft-com:vml" xmlns:wp14="http://schemas.microsoft.com/office/word/2010/wordprocessingDrawing" xmlns:wp="http://schemas.openxmlformats.org/drawingml/2006/wordprocessingDrawing" xmlns:w10="urn:schemas-microsoft-com:office:word" xmlns:w="http://schemas.openxmlformats.org/wordprocessingml/2006/main" xmlns:w14="http://schemas.microsoft.com/office/word/2010/wordml" xmlns:w15="http://schemas.microsoft.com/office/word/2012/wordml" xmlns:w16cex="http://schemas.microsoft.com/office/word/2018/wordml/cex" xmlns:w16cid="http://schemas.microsoft.com/office/word/2016/wordml/cid" xmlns:w16="http://schemas.microsoft.com/office/word/2018/wordml" xmlns:w16sdtdh="http://schemas.microsoft.com/office/word/2020/wordml/sdtdatahash" xmlns:w16se="http://schemas.microsoft.com/office/word/2015/wordml/symex" xmlns:wpg="http://schemas.microsoft.com/office/word/2010/wordprocessingGroup" xmlns:wpi="http://schemas.microsoft.com/office/word/2010/wordprocessingInk" xmlns:wne="http://schemas.microsoft.com/office/word/2006/wordml" xmlns:wps="http://schemas.microsoft.com/office/word/2010/wordprocessingShape"/>
+</file>
+
+<file path=word/endnotes.xml><?xml version="1.0" encoding="utf-8"?>
+<w:endnotes xmlns:wpc="http://schemas.microsoft.com/office/word/2010/wordprocessingCanvas" xmlns:mc="http://schemas.openxmlformats.org/markup-compatibility/2006" xmlns:o="urn:schemas-microsoft-com:office:office" xmlns:r="http://schemas.openxmlformats.org/officeDocument/2006/relationships" xmlns:m="http://schemas.openxmlformats.org/officeDocument/2006/math" xmlns:v="urn:schemas-microsoft-com:vml" xmlns:wp14="http://schemas.microsoft.com/office/word/2010/wordprocessingDrawing" xmlns:wp="http://schemas.openxmlformats.org/drawingml/2006/wordprocessingDrawing" xmlns:w10="urn:schemas-microsoft-com:office:word" xmlns:w="http://schemas.openxmlformats.org/wordprocessingml/2006/main" xmlns:w14="http://schemas.microsoft.com/office/word/2010/wordml" xmlns:w15="http://schemas.microsoft.com/office/word/2012/wordml" xmlns:wpg="http://schemas.microsoft.com/office/word/2010/wordprocessingGroup" xmlns:wpi="http://schemas.microsoft.com/office/word/2010/wordprocessingInk" xmlns:wne="http://schemas.microsoft.com/office/word/2006/wordml" xmlns:wps="http://schemas.microsoft.com/office/word/2010/wordprocessingShape" mc:Ignorable="w14 w15 wp14">
+  <w:endnote w:type="separator" w:id="-1">
+    <w:p>
+      <w:pPr>
+        <w:spacing w:after="0" w:line="240" w:lineRule="auto"/>
+      </w:pPr>
+      <w:r>
+        <w:rPr>
+          <w:rStyle w:val="EndnoteReference"/>
+        </w:rPr>
+        <w:endnoteRef/>
+      </w:r>
+      <w:r>
+        <w:separator/>
+      </w:r>
+    </w:p>
+  </w:endnote>
+  <w:endnote w:type="continuationSeparator" w:id="0">
+    <w:p>
+      <w:pPr>
+        <w:spacing w:after="0" w:line="240" w:lineRule="auto"/>
+      </w:pPr>
+      <w:r>
+        <w:rPr>
+          <w:rStyle w:val="EndnoteReference"/>
+        </w:rPr>
+        <w:endnoteRef/>
+      </w:r>
+      <w:r>
+        <w:continuationSeparator/>
+      </w:r>
+    </w:p>
+  </w:endnote>
+</w:endnotes>
 </file>
 
 <file path=word/footnotes.xml><?xml version="1.0" encoding="utf-8"?>
@@ -7650,87 +7689,87 @@
     <w:multiLevelType w:val="hybridMultilevel"/>
     <w:lvl w:ilvl="0" w15:tentative="1">
       <w:start w:val="1"/>
-      <w:lvlJc w:val="left"/>
       <w:numFmt w:val="bullet"/>
       <w:lvlText w:val="●"/>
+      <w:lvlJc w:val="left"/>
       <w:pPr>
         <w:ind w:left="720" w:hanging="360"/>
       </w:pPr>
     </w:lvl>
     <w:lvl w:ilvl="1" w15:tentative="1">
       <w:start w:val="1"/>
-      <w:lvlJc w:val="left"/>
       <w:numFmt w:val="bullet"/>
       <w:lvlText w:val="○"/>
+      <w:lvlJc w:val="left"/>
       <w:pPr>
         <w:ind w:left="1440" w:hanging="360"/>
       </w:pPr>
     </w:lvl>
     <w:lvl w:ilvl="2" w15:tentative="1">
       <w:start w:val="1"/>
-      <w:lvlJc w:val="left"/>
       <w:numFmt w:val="bullet"/>
       <w:lvlText w:val="■"/>
+      <w:lvlJc w:val="left"/>
       <w:pPr>
         <w:ind w:left="2160" w:hanging="360"/>
       </w:pPr>
     </w:lvl>
     <w:lvl w:ilvl="3" w15:tentative="1">
       <w:start w:val="1"/>
-      <w:lvlJc w:val="left"/>
       <w:numFmt w:val="bullet"/>
       <w:lvlText w:val="●"/>
+      <w:lvlJc w:val="left"/>
       <w:pPr>
         <w:ind w:left="2880" w:hanging="360"/>
       </w:pPr>
     </w:lvl>
     <w:lvl w:ilvl="4" w15:tentative="1">
       <w:start w:val="1"/>
-      <w:lvlJc w:val="left"/>
       <w:numFmt w:val="bullet"/>
       <w:lvlText w:val="○"/>
+      <w:lvlJc w:val="left"/>
       <w:pPr>
         <w:ind w:left="3600" w:hanging="360"/>
       </w:pPr>
     </w:lvl>
     <w:lvl w:ilvl="5" w15:tentative="1">
       <w:start w:val="1"/>
-      <w:lvlJc w:val="left"/>
       <w:numFmt w:val="bullet"/>
       <w:lvlText w:val="■"/>
+      <w:lvlJc w:val="left"/>
       <w:pPr>
         <w:ind w:left="4320" w:hanging="360"/>
       </w:pPr>
     </w:lvl>
     <w:lvl w:ilvl="6" w15:tentative="1">
       <w:start w:val="1"/>
-      <w:lvlJc w:val="left"/>
       <w:numFmt w:val="bullet"/>
       <w:lvlText w:val="●"/>
+      <w:lvlJc w:val="left"/>
       <w:pPr>
         <w:ind w:left="5040" w:hanging="360"/>
       </w:pPr>
     </w:lvl>
     <w:lvl w:ilvl="7" w15:tentative="1">
       <w:start w:val="1"/>
-      <w:lvlJc w:val="left"/>
       <w:numFmt w:val="bullet"/>
       <w:lvlText w:val="●"/>
+      <w:lvlJc w:val="left"/>
       <w:pPr>
         <w:ind w:left="5760" w:hanging="360"/>
       </w:pPr>
     </w:lvl>
     <w:lvl w:ilvl="8" w15:tentative="1">
       <w:start w:val="1"/>
-      <w:lvlJc w:val="left"/>
       <w:numFmt w:val="bullet"/>
       <w:lvlText w:val="●"/>
+      <w:lvlJc w:val="left"/>
       <w:pPr>
         <w:ind w:left="6480" w:hanging="360"/>
       </w:pPr>
     </w:lvl>
   </w:abstractNum>
-  <w:num w:numId="0">
+  <w:num w:numId="1">
     <w:abstractNumId w:val="1"/>
     <w:lvlOverride w:ilvl="0">
       <w:startOverride w:val="1"/>
@@ -7747,94 +7786,94 @@
   </w:docDefaults>
   <w:style w:type="paragraph" w:styleId="Title">
     <w:name w:val="Title"/>
+    <w:basedOn w:val="Normal"/>
+    <w:next w:val="Normal"/>
+    <w:qFormat/>
     <w:pPr>
       <w:spacing w:after="260"/>
     </w:pPr>
     <w:rPr>
-      <w:b w:val="true"/>
-      <w:bCs w:val="true"/>
+      <w:b/>
+      <w:bCs/>
       <w:sz w:val="56"/>
       <w:szCs w:val="56"/>
     </w:rPr>
+  </w:style>
+  <w:style w:type="paragraph" w:styleId="Heading1">
+    <w:name w:val="Heading 1"/>
     <w:basedOn w:val="Normal"/>
     <w:next w:val="Normal"/>
     <w:qFormat/>
-  </w:style>
-  <w:style w:type="paragraph" w:styleId="Heading1">
-    <w:name w:val="Heading 1"/>
     <w:pPr>
-      <w:spacing w:before="120" w:after="260"/>
+      <w:spacing w:after="260" w:before="120"/>
     </w:pPr>
     <w:rPr>
-      <w:b w:val="true"/>
-      <w:bCs w:val="true"/>
+      <w:b/>
+      <w:bCs/>
       <w:sz w:val="48"/>
       <w:szCs w:val="48"/>
     </w:rPr>
+  </w:style>
+  <w:style w:type="paragraph" w:styleId="Heading2">
+    <w:name w:val="Heading 2"/>
     <w:basedOn w:val="Normal"/>
     <w:next w:val="Normal"/>
     <w:qFormat/>
-  </w:style>
-  <w:style w:type="paragraph" w:styleId="Heading2">
-    <w:name w:val="Heading 2"/>
     <w:rPr>
       <w:color w:val="2E74B5"/>
       <w:sz w:val="26"/>
       <w:szCs w:val="26"/>
     </w:rPr>
+  </w:style>
+  <w:style w:type="paragraph" w:styleId="Heading3">
+    <w:name w:val="Heading 3"/>
     <w:basedOn w:val="Normal"/>
     <w:next w:val="Normal"/>
     <w:qFormat/>
-  </w:style>
-  <w:style w:type="paragraph" w:styleId="Heading3">
-    <w:name w:val="Heading 3"/>
     <w:rPr>
       <w:color w:val="1F4D78"/>
       <w:sz w:val="24"/>
       <w:szCs w:val="24"/>
     </w:rPr>
+  </w:style>
+  <w:style w:type="paragraph" w:styleId="Heading4">
+    <w:name w:val="Heading 4"/>
     <w:basedOn w:val="Normal"/>
     <w:next w:val="Normal"/>
     <w:qFormat/>
-  </w:style>
-  <w:style w:type="paragraph" w:styleId="Heading4">
-    <w:name w:val="Heading 4"/>
     <w:rPr>
-      <w:i w:val="true"/>
-      <w:iCs w:val="true"/>
+      <w:i/>
+      <w:iCs/>
       <w:color w:val="2E74B5"/>
     </w:rPr>
+  </w:style>
+  <w:style w:type="paragraph" w:styleId="Heading5">
+    <w:name w:val="Heading 5"/>
     <w:basedOn w:val="Normal"/>
     <w:next w:val="Normal"/>
     <w:qFormat/>
-  </w:style>
-  <w:style w:type="paragraph" w:styleId="Heading5">
-    <w:name w:val="Heading 5"/>
     <w:rPr>
       <w:color w:val="2E74B5"/>
     </w:rPr>
+  </w:style>
+  <w:style w:type="paragraph" w:styleId="Heading6">
+    <w:name w:val="Heading 6"/>
     <w:basedOn w:val="Normal"/>
     <w:next w:val="Normal"/>
     <w:qFormat/>
-  </w:style>
-  <w:style w:type="paragraph" w:styleId="Heading6">
-    <w:name w:val="Heading 6"/>
     <w:rPr>
       <w:color w:val="1F4D78"/>
     </w:rPr>
+  </w:style>
+  <w:style w:type="paragraph" w:styleId="Strong">
+    <w:name w:val="Strong"/>
     <w:basedOn w:val="Normal"/>
     <w:next w:val="Normal"/>
     <w:qFormat/>
-  </w:style>
-  <w:style w:type="paragraph" w:styleId="Strong">
-    <w:name w:val="Strong"/>
     <w:rPr>
-      <w:b w:val="true"/>
-      <w:bCs w:val="true"/>
+      <w:b/>
+      <w:bCs/>
     </w:rPr>
-    <w:basedOn w:val="Normal"/>
-    <w:next w:val="Normal"/>
-    <w:qFormat/>
   </w:style>
   <w:style w:type="paragraph" w:styleId="ListParagraph">
     <w:name w:val="List Paragraph"/>
@@ -7843,26 +7882,31 @@
   </w:style>
   <w:style w:type="character" w:styleId="Hyperlink">
     <w:name w:val="Hyperlink"/>
-    <w:rPr>
-      <w:u w:val="single"/>
-      <w:color w:val="0563C1"/>
-    </w:rPr>
+    <w:basedOn w:val="DefaultParagraphFont"/>
     <w:uiPriority w:val="99"/>
     <w:unhideWhenUsed/>
-    <w:basedOn w:val="DefaultParagraphFont"/>
+    <w:rPr>
+      <w:color w:val="0563C1"/>
+      <w:u w:val="single"/>
+    </w:rPr>
   </w:style>
   <w:style w:type="character" w:styleId="FootnoteReference">
     <w:name w:val="footnote reference"/>
+    <w:basedOn w:val="DefaultParagraphFont"/>
+    <w:uiPriority w:val="99"/>
+    <w:semiHidden/>
+    <w:unhideWhenUsed/>
     <w:rPr>
       <w:vertAlign w:val="superscript"/>
     </w:rPr>
-    <w:uiPriority w:val="99"/>
-    <w:unhideWhenUsed/>
-    <w:basedOn w:val="DefaultParagraphFont"/>
-    <w:semiHidden/>
   </w:style>
   <w:style w:type="paragraph" w:styleId="FootnoteText">
     <w:name w:val="footnote text"/>
+    <w:basedOn w:val="Normal"/>
+    <w:link w:val="FootnoteTextChar"/>
+    <w:uiPriority w:val="99"/>
+    <w:semiHidden/>
+    <w:unhideWhenUsed/>
     <w:pPr>
       <w:spacing w:after="0" w:line="240" w:lineRule="auto"/>
     </w:pPr>
@@ -7870,23 +7914,55 @@
       <w:sz w:val="20"/>
       <w:szCs w:val="20"/>
     </w:rPr>
-    <w:basedOn w:val="Normal"/>
-    <w:link w:val="FootnoteTextChar"/>
-    <w:semiHidden/>
-    <w:uiPriority w:val="99"/>
-    <w:unhideWhenUsed/>
   </w:style>
   <w:style w:type="character" w:styleId="FootnoteTextChar">
     <w:name w:val="Footnote Text Char"/>
+    <w:basedOn w:val="DefaultParagraphFont"/>
+    <w:link w:val="FootnoteText"/>
+    <w:uiPriority w:val="99"/>
+    <w:semiHidden/>
+    <w:unhideWhenUsed/>
     <w:rPr>
       <w:sz w:val="20"/>
       <w:szCs w:val="20"/>
     </w:rPr>
+  </w:style>
+  <w:style w:type="character" w:styleId="EndnoteReference">
+    <w:name w:val="endnote reference"/>
+    <w:basedOn w:val="DefaultParagraphFont"/>
     <w:uiPriority w:val="99"/>
+    <w:semiHidden/>
     <w:unhideWhenUsed/>
+    <w:rPr>
+      <w:vertAlign w:val="superscript"/>
+    </w:rPr>
+  </w:style>
+  <w:style w:type="paragraph" w:styleId="EndnoteText">
+    <w:name w:val="endnote text"/>
+    <w:basedOn w:val="Normal"/>
+    <w:link w:val="EndnoteTextChar"/>
+    <w:uiPriority w:val="99"/>
+    <w:semiHidden/>
+    <w:unhideWhenUsed/>
+    <w:pPr>
+      <w:spacing w:after="0" w:line="240" w:lineRule="auto"/>
+    </w:pPr>
+    <w:rPr>
+      <w:sz w:val="20"/>
+      <w:szCs w:val="20"/>
+    </w:rPr>
+  </w:style>
+  <w:style w:type="character" w:styleId="EndnoteTextChar">
+    <w:name w:val="Endnote Text Char"/>
     <w:basedOn w:val="DefaultParagraphFont"/>
-    <w:link w:val="FootnoteText"/>
+    <w:link w:val="EndnoteText"/>
+    <w:uiPriority w:val="99"/>
     <w:semiHidden/>
+    <w:unhideWhenUsed/>
+    <w:rPr>
+      <w:sz w:val="20"/>
+      <w:szCs w:val="20"/>
+    </w:rPr>
   </w:style>
   <w:style w:type="paragraph" w:styleId="script">
     <w:name w:val="Script"/>
@@ -7899,278 +7975,4 @@
     </w:rPr>
   </w:style>
 </w:styles>
-</file>
-
-<file path=customXml/item1.xml><?xml version="1.0" encoding="utf-8"?>
-<ct:contentTypeSchema xmlns:ct="http://schemas.microsoft.com/office/2006/metadata/contentType" xmlns:ma="http://schemas.microsoft.com/office/2006/metadata/properties/metaAttributes" ct:_="" ma:_="" ma:contentTypeName="Document" ma:contentTypeID="0x0101009FA1A6C12D5787448B6C6587D08F2965" ma:contentTypeVersion="16" ma:contentTypeDescription="Create a new document." ma:contentTypeScope="" ma:versionID="f761e0c469cfbaff44f5778f0037afbe">
-  <xsd:schema xmlns:xsd="http://www.w3.org/2001/XMLSchema" xmlns:xs="http://www.w3.org/2001/XMLSchema" xmlns:p="http://schemas.microsoft.com/office/2006/metadata/properties" xmlns:ns2="3352e729-ef3a-4ad2-a915-07867a2cbda9" xmlns:ns3="afa60c69-e8fd-4ab1-8c56-0fe28cc4c33c" targetNamespace="http://schemas.microsoft.com/office/2006/metadata/properties" ma:root="true" ma:fieldsID="4112f99f01cfafd8b48e38df3bf566de" ns2:_="" ns3:_="">
-    <xsd:import namespace="3352e729-ef3a-4ad2-a915-07867a2cbda9"/>
-    <xsd:import namespace="afa60c69-e8fd-4ab1-8c56-0fe28cc4c33c"/>
-    <xsd:element name="properties">
-      <xsd:complexType>
-        <xsd:sequence>
-          <xsd:element name="documentManagement">
-            <xsd:complexType>
-              <xsd:all>
-                <xsd:element ref="ns2:SharedWithUsers" minOccurs="0"/>
-                <xsd:element ref="ns2:SharedWithDetails" minOccurs="0"/>
-                <xsd:element ref="ns3:MediaServiceMetadata" minOccurs="0"/>
-                <xsd:element ref="ns3:MediaServiceFastMetadata" minOccurs="0"/>
-                <xsd:element ref="ns3:lcf76f155ced4ddcb4097134ff3c332f" minOccurs="0"/>
-                <xsd:element ref="ns2:TaxCatchAll" minOccurs="0"/>
-                <xsd:element ref="ns3:MediaServiceGenerationTime" minOccurs="0"/>
-                <xsd:element ref="ns3:MediaServiceEventHashCode" minOccurs="0"/>
-                <xsd:element ref="ns3:MediaServiceOCR" minOccurs="0"/>
-                <xsd:element ref="ns3:MediaServiceDateTaken" minOccurs="0"/>
-                <xsd:element ref="ns3:MediaLengthInSeconds" minOccurs="0"/>
-                <xsd:element ref="ns3:MediaServiceObjectDetectorVersions" minOccurs="0"/>
-                <xsd:element ref="ns3:MediaServiceLocation" minOccurs="0"/>
-                <xsd:element ref="ns3:Ready" minOccurs="0"/>
-                <xsd:element ref="ns3:MediaServiceSearchProperties" minOccurs="0"/>
-              </xsd:all>
-            </xsd:complexType>
-          </xsd:element>
-        </xsd:sequence>
-      </xsd:complexType>
-    </xsd:element>
-  </xsd:schema>
-  <xsd:schema xmlns:xsd="http://www.w3.org/2001/XMLSchema" xmlns:xs="http://www.w3.org/2001/XMLSchema" xmlns:dms="http://schemas.microsoft.com/office/2006/documentManagement/types" xmlns:pc="http://schemas.microsoft.com/office/infopath/2007/PartnerControls" targetNamespace="3352e729-ef3a-4ad2-a915-07867a2cbda9" elementFormDefault="qualified">
-    <xsd:import namespace="http://schemas.microsoft.com/office/2006/documentManagement/types"/>
-    <xsd:import namespace="http://schemas.microsoft.com/office/infopath/2007/PartnerControls"/>
-    <xsd:element name="SharedWithUsers" ma:index="8" nillable="true" ma:displayName="Shared With" ma:internalName="SharedWithUsers" ma:readOnly="true">
-      <xsd:complexType>
-        <xsd:complexContent>
-          <xsd:extension base="dms:UserMulti">
-            <xsd:sequence>
-              <xsd:element name="UserInfo" minOccurs="0" maxOccurs="unbounded">
-                <xsd:complexType>
-                  <xsd:sequence>
-                    <xsd:element name="DisplayName" type="xsd:string" minOccurs="0"/>
-                    <xsd:element name="AccountId" type="dms:UserId" minOccurs="0" nillable="true"/>
-                    <xsd:element name="AccountType" type="xsd:string" minOccurs="0"/>
-                  </xsd:sequence>
-                </xsd:complexType>
-              </xsd:element>
-            </xsd:sequence>
-          </xsd:extension>
-        </xsd:complexContent>
-      </xsd:complexType>
-    </xsd:element>
-    <xsd:element name="SharedWithDetails" ma:index="9" nillable="true" ma:displayName="Shared With Details" ma:internalName="SharedWithDetails" ma:readOnly="true">
-      <xsd:simpleType>
-        <xsd:restriction base="dms:Note">
-          <xsd:maxLength value="255"/>
-        </xsd:restriction>
-      </xsd:simpleType>
-    </xsd:element>
-    <xsd:element name="TaxCatchAll" ma:index="14" nillable="true" ma:displayName="Taxonomy Catch All Column" ma:hidden="true" ma:list="{de49db0c-00f2-4bfe-9211-f25992e9014c}" ma:internalName="TaxCatchAll" ma:showField="CatchAllData" ma:web="3352e729-ef3a-4ad2-a915-07867a2cbda9">
-      <xsd:complexType>
-        <xsd:complexContent>
-          <xsd:extension base="dms:MultiChoiceLookup">
-            <xsd:sequence>
-              <xsd:element name="Value" type="dms:Lookup" maxOccurs="unbounded" minOccurs="0" nillable="true"/>
-            </xsd:sequence>
-          </xsd:extension>
-        </xsd:complexContent>
-      </xsd:complexType>
-    </xsd:element>
-  </xsd:schema>
-  <xsd:schema xmlns:xsd="http://www.w3.org/2001/XMLSchema" xmlns:xs="http://www.w3.org/2001/XMLSchema" xmlns:dms="http://schemas.microsoft.com/office/2006/documentManagement/types" xmlns:pc="http://schemas.microsoft.com/office/infopath/2007/PartnerControls" targetNamespace="afa60c69-e8fd-4ab1-8c56-0fe28cc4c33c" elementFormDefault="qualified">
-    <xsd:import namespace="http://schemas.microsoft.com/office/2006/documentManagement/types"/>
-    <xsd:import namespace="http://schemas.microsoft.com/office/infopath/2007/PartnerControls"/>
-    <xsd:element name="MediaServiceMetadata" ma:index="10" nillable="true" ma:displayName="MediaServiceMetadata" ma:hidden="true" ma:internalName="MediaServiceMetadata" ma:readOnly="true">
-      <xsd:simpleType>
-        <xsd:restriction base="dms:Note"/>
-      </xsd:simpleType>
-    </xsd:element>
-    <xsd:element name="MediaServiceFastMetadata" ma:index="11" nillable="true" ma:displayName="MediaServiceFastMetadata" ma:hidden="true" ma:internalName="MediaServiceFastMetadata" ma:readOnly="true">
-      <xsd:simpleType>
-        <xsd:restriction base="dms:Note"/>
-      </xsd:simpleType>
-    </xsd:element>
-    <xsd:element name="lcf76f155ced4ddcb4097134ff3c332f" ma:index="13" nillable="true" ma:taxonomy="true" ma:internalName="lcf76f155ced4ddcb4097134ff3c332f" ma:taxonomyFieldName="MediaServiceImageTags" ma:displayName="Image Tags" ma:readOnly="false" ma:fieldId="{5cf76f15-5ced-4ddc-b409-7134ff3c332f}" ma:taxonomyMulti="true" ma:sspId="58c5ea09-abb6-4116-bc0f-a41c80660e17" ma:termSetId="09814cd3-568e-fe90-9814-8d621ff8fb84" ma:anchorId="fba54fb3-c3e1-fe81-a776-ca4b69148c4d" ma:open="true" ma:isKeyword="false">
-      <xsd:complexType>
-        <xsd:sequence>
-          <xsd:element ref="pc:Terms" minOccurs="0" maxOccurs="1"/>
-        </xsd:sequence>
-      </xsd:complexType>
-    </xsd:element>
-    <xsd:element name="MediaServiceGenerationTime" ma:index="15" nillable="true" ma:displayName="MediaServiceGenerationTime" ma:hidden="true" ma:internalName="MediaServiceGenerationTime" ma:readOnly="true">
-      <xsd:simpleType>
-        <xsd:restriction base="dms:Text"/>
-      </xsd:simpleType>
-    </xsd:element>
-    <xsd:element name="MediaServiceEventHashCode" ma:index="16" nillable="true" ma:displayName="MediaServiceEventHashCode" ma:hidden="true" ma:internalName="MediaServiceEventHashCode" ma:readOnly="true">
-      <xsd:simpleType>
-        <xsd:restriction base="dms:Text"/>
-      </xsd:simpleType>
-    </xsd:element>
-    <xsd:element name="MediaServiceOCR" ma:index="17" nillable="true" ma:displayName="Extracted Text" ma:internalName="MediaServiceOCR" ma:readOnly="true">
-      <xsd:simpleType>
-        <xsd:restriction base="dms:Note">
-          <xsd:maxLength value="255"/>
-        </xsd:restriction>
-      </xsd:simpleType>
-    </xsd:element>
-    <xsd:element name="MediaServiceDateTaken" ma:index="18" nillable="true" ma:displayName="MediaServiceDateTaken" ma:hidden="true" ma:indexed="true" ma:internalName="MediaServiceDateTaken" ma:readOnly="true">
-      <xsd:simpleType>
-        <xsd:restriction base="dms:Text"/>
-      </xsd:simpleType>
-    </xsd:element>
-    <xsd:element name="MediaLengthInSeconds" ma:index="19" nillable="true" ma:displayName="MediaLengthInSeconds" ma:hidden="true" ma:internalName="MediaLengthInSeconds" ma:readOnly="true">
-      <xsd:simpleType>
-        <xsd:restriction base="dms:Unknown"/>
-      </xsd:simpleType>
-    </xsd:element>
-    <xsd:element name="MediaServiceObjectDetectorVersions" ma:index="20" nillable="true" ma:displayName="MediaServiceObjectDetectorVersions" ma:hidden="true" ma:indexed="true" ma:internalName="MediaServiceObjectDetectorVersions" ma:readOnly="true">
-      <xsd:simpleType>
-        <xsd:restriction base="dms:Text"/>
-      </xsd:simpleType>
-    </xsd:element>
-    <xsd:element name="MediaServiceLocation" ma:index="21" nillable="true" ma:displayName="Location" ma:indexed="true" ma:internalName="MediaServiceLocation" ma:readOnly="true">
-      <xsd:simpleType>
-        <xsd:restriction base="dms:Text"/>
-      </xsd:simpleType>
-    </xsd:element>
-    <xsd:element name="Ready" ma:index="22" nillable="true" ma:displayName="Ready" ma:default="1" ma:description="Ready to create PDF" ma:format="Dropdown" ma:internalName="Ready">
-      <xsd:simpleType>
-        <xsd:restriction base="dms:Boolean"/>
-      </xsd:simpleType>
-    </xsd:element>
-    <xsd:element name="MediaServiceSearchProperties" ma:index="23" nillable="true" ma:displayName="MediaServiceSearchProperties" ma:hidden="true" ma:internalName="MediaServiceSearchProperties" ma:readOnly="true">
-      <xsd:simpleType>
-        <xsd:restriction base="dms:Note"/>
-      </xsd:simpleType>
-    </xsd:element>
-  </xsd:schema>
-  <xsd:schema xmlns="http://schemas.openxmlformats.org/package/2006/metadata/core-properties" xmlns:xsd="http://www.w3.org/2001/XMLSchema" xmlns:xsi="http://www.w3.org/2001/XMLSchema-instance" xmlns:dc="http://purl.org/dc/elements/1.1/" xmlns:dcterms="http://purl.org/dc/terms/" xmlns:odoc="http://schemas.microsoft.com/internal/obd" targetNamespace="http://schemas.openxmlformats.org/package/2006/metadata/core-properties" elementFormDefault="qualified" attributeFormDefault="unqualified" blockDefault="#all">
-    <xsd:import namespace="http://purl.org/dc/elements/1.1/" schemaLocation="http://dublincore.org/schemas/xmls/qdc/2003/04/02/dc.xsd"/>
-    <xsd:import namespace="http://purl.org/dc/terms/" schemaLocation="http://dublincore.org/schemas/xmls/qdc/2003/04/02/dcterms.xsd"/>
-    <xsd:element name="coreProperties" type="CT_coreProperties"/>
-    <xsd:complexType name="CT_coreProperties">
-      <xsd:all>
-        <xsd:element ref="dc:creator" minOccurs="0" maxOccurs="1"/>
-        <xsd:element ref="dcterms:created" minOccurs="0" maxOccurs="1"/>
-        <xsd:element ref="dc:identifier" minOccurs="0" maxOccurs="1"/>
-        <xsd:element name="contentType" minOccurs="0" maxOccurs="1" type="xsd:string" ma:index="0" ma:displayName="Content Type"/>
-        <xsd:element ref="dc:title" minOccurs="0" maxOccurs="1" ma:index="4" ma:displayName="Title"/>
-        <xsd:element ref="dc:subject" minOccurs="0" maxOccurs="1"/>
-        <xsd:element ref="dc:description" minOccurs="0" maxOccurs="1"/>
-        <xsd:element name="keywords" minOccurs="0" maxOccurs="1" type="xsd:string"/>
-        <xsd:element ref="dc:language" minOccurs="0" maxOccurs="1"/>
-        <xsd:element name="category" minOccurs="0" maxOccurs="1" type="xsd:string"/>
-        <xsd:element name="version" minOccurs="0" maxOccurs="1" type="xsd:string"/>
-        <xsd:element name="revision" minOccurs="0" maxOccurs="1" type="xsd:string">
-          <xsd:annotation>
-            <xsd:documentation>
-                        This value indicates the number of saves or revisions. The application is responsible for updating this value after each revision.
-                    </xsd:documentation>
-          </xsd:annotation>
-        </xsd:element>
-        <xsd:element name="lastModifiedBy" minOccurs="0" maxOccurs="1" type="xsd:string"/>
-        <xsd:element ref="dcterms:modified" minOccurs="0" maxOccurs="1"/>
-        <xsd:element name="contentStatus" minOccurs="0" maxOccurs="1" type="xsd:string"/>
-      </xsd:all>
-    </xsd:complexType>
-  </xsd:schema>
-  <xs:schema xmlns:pc="http://schemas.microsoft.com/office/infopath/2007/PartnerControls" xmlns:xs="http://www.w3.org/2001/XMLSchema" targetNamespace="http://schemas.microsoft.com/office/infopath/2007/PartnerControls" elementFormDefault="qualified" attributeFormDefault="unqualified">
-    <xs:element name="Person">
-      <xs:complexType>
-        <xs:sequence>
-          <xs:element ref="pc:DisplayName" minOccurs="0"/>
-          <xs:element ref="pc:AccountId" minOccurs="0"/>
-          <xs:element ref="pc:AccountType" minOccurs="0"/>
-        </xs:sequence>
-      </xs:complexType>
-    </xs:element>
-    <xs:element name="DisplayName" type="xs:string"/>
-    <xs:element name="AccountId" type="xs:string"/>
-    <xs:element name="AccountType" type="xs:string"/>
-    <xs:element name="BDCAssociatedEntity">
-      <xs:complexType>
-        <xs:sequence>
-          <xs:element ref="pc:BDCEntity" minOccurs="0" maxOccurs="unbounded"/>
-        </xs:sequence>
-        <xs:attribute ref="pc:EntityNamespace"/>
-        <xs:attribute ref="pc:EntityName"/>
-        <xs:attribute ref="pc:SystemInstanceName"/>
-        <xs:attribute ref="pc:AssociationName"/>
-      </xs:complexType>
-    </xs:element>
-    <xs:attribute name="EntityNamespace" type="xs:string"/>
-    <xs:attribute name="EntityName" type="xs:string"/>
-    <xs:attribute name="SystemInstanceName" type="xs:string"/>
-    <xs:attribute name="AssociationName" type="xs:string"/>
-    <xs:element name="BDCEntity">
-      <xs:complexType>
-        <xs:sequence>
-          <xs:element ref="pc:EntityDisplayName" minOccurs="0"/>
-          <xs:element ref="pc:EntityInstanceReference" minOccurs="0"/>
-          <xs:element ref="pc:EntityId1" minOccurs="0"/>
-          <xs:element ref="pc:EntityId2" minOccurs="0"/>
-          <xs:element ref="pc:EntityId3" minOccurs="0"/>
-          <xs:element ref="pc:EntityId4" minOccurs="0"/>
-          <xs:element ref="pc:EntityId5" minOccurs="0"/>
-        </xs:sequence>
-      </xs:complexType>
-    </xs:element>
-    <xs:element name="EntityDisplayName" type="xs:string"/>
-    <xs:element name="EntityInstanceReference" type="xs:string"/>
-    <xs:element name="EntityId1" type="xs:string"/>
-    <xs:element name="EntityId2" type="xs:string"/>
-    <xs:element name="EntityId3" type="xs:string"/>
-    <xs:element name="EntityId4" type="xs:string"/>
-    <xs:element name="EntityId5" type="xs:string"/>
-    <xs:element name="Terms">
-      <xs:complexType>
-        <xs:sequence>
-          <xs:element ref="pc:TermInfo" minOccurs="0" maxOccurs="unbounded"/>
-        </xs:sequence>
-      </xs:complexType>
-    </xs:element>
-    <xs:element name="TermInfo">
-      <xs:complexType>
-        <xs:sequence>
-          <xs:element ref="pc:TermName" minOccurs="0"/>
-          <xs:element ref="pc:TermId" minOccurs="0"/>
-        </xs:sequence>
-      </xs:complexType>
-    </xs:element>
-    <xs:element name="TermName" type="xs:string"/>
-    <xs:element name="TermId" type="xs:string"/>
-  </xs:schema>
-</ct:contentTypeSchema>
-</file>
-
-<file path=customXml/item2.xml><?xml version="1.0" encoding="utf-8"?>
-<?mso-contentType ?>
-<FormTemplates xmlns="http://schemas.microsoft.com/sharepoint/v3/contenttype/forms">
-  <Display>DocumentLibraryForm</Display>
-  <Edit>DocumentLibraryForm</Edit>
-  <New>DocumentLibraryForm</New>
-</FormTemplates>
-</file>
-
-<file path=customXml/item3.xml><?xml version="1.0" encoding="utf-8"?>
-<p:properties xmlns:p="http://schemas.microsoft.com/office/2006/metadata/properties" xmlns:xsi="http://www.w3.org/2001/XMLSchema-instance" xmlns:pc="http://schemas.microsoft.com/office/infopath/2007/PartnerControls">
-  <documentManagement>
-    <TaxCatchAll xmlns="3352e729-ef3a-4ad2-a915-07867a2cbda9" xsi:nil="true"/>
-    <lcf76f155ced4ddcb4097134ff3c332f xmlns="afa60c69-e8fd-4ab1-8c56-0fe28cc4c33c">
-      <Terms xmlns="http://schemas.microsoft.com/office/infopath/2007/PartnerControls"/>
-    </lcf76f155ced4ddcb4097134ff3c332f>
-    <Ready xmlns="afa60c69-e8fd-4ab1-8c56-0fe28cc4c33c">true</Ready>
-  </documentManagement>
-</p:properties>
-</file>
-
-<file path=customXml/itemProps1.xml><?xml version="1.0" encoding="utf-8"?>
-<ds:datastoreItem xmlns:ds="http://schemas.openxmlformats.org/officeDocument/2006/customXml" ds:itemID="{2DF9BF1E-D75A-44A5-9277-AB25F73E6B6E}"/>
-</file>
-
-<file path=customXml/itemProps2.xml><?xml version="1.0" encoding="utf-8"?>
-<ds:datastoreItem xmlns:ds="http://schemas.openxmlformats.org/officeDocument/2006/customXml" ds:itemID="{43436F59-8BCA-40F0-8FB0-05106A44899B}"/>
-</file>
-
-<file path=customXml/itemProps3.xml><?xml version="1.0" encoding="utf-8"?>
-<ds:datastoreItem xmlns:ds="http://schemas.openxmlformats.org/officeDocument/2006/customXml" ds:itemID="{2A3E7885-7D2C-4A02-B64B-02FA587C6F73}"/>
 </file>